--- a/flow/20230914_vu_template/drafts/2025-01-g/29-СР-Ігнатія Богоносця.docx
+++ b/flow/20230914_vu_template/drafts/2025-01-g/29-СР-Ігнатія Богоносця.docx
@@ -853,7 +853,16 @@
           <w:color w:val="FF0000"/>
           <w:sz w:val="24"/>
         </w:rPr>
-        <w:t xml:space="preserve">Під час 103-го псалма Священник мовить перед св. дверми вечірні молитви. </w:t>
+        <w:t>Під час 103-го псалма священник мовить перед св. дверми вечірні молитви</w:t>
+      </w:r>
+      <w:r>
+        <w:rPr>
+          <w:rFonts w:ascii="Times New Roman" w:hAnsi="Times New Roman"/>
+          <w:i/>
+          <w:color w:val="FF0000"/>
+          <w:sz w:val="24"/>
+        </w:rPr>
+        <w:t>:</w:t>
       </w:r>
     </w:p>
     <w:p>
@@ -1606,15 +1615,7 @@
           <w:sz w:val="24"/>
           <w:u w:val="single"/>
         </w:rPr>
-        <w:t xml:space="preserve">[Господи щедрий і милосердний, довготерпеливий і многомилостивий! Вислухай молитви наші і зверни увагу на голос моління нашого і яви нам знак милости Твоєї, наведи нас на дорогу Твою, щоб ходили ми в Твоїй правді. Звесели серця наші, щоб ми боялись імення Твого святого, бо Ти великий і твориш чуда; Ти Бог єдиний і немає подібного Тобі між богами, </w:t>
-      </w:r>
-      <w:r>
-        <w:rPr>
-          <w:rFonts w:ascii="Times New Roman" w:hAnsi="Times New Roman"/>
-          <w:sz w:val="24"/>
-          <w:u w:val="single"/>
-        </w:rPr>
-        <w:t>Господи. Ти сильний у милості і добрий у силі, аби допомагати й утішати, і спасати всіх, хто на ім'я Твоє святе уповає.]</w:t>
+        <w:t>[Господи щедрий і милосердний, довготерпеливий і многомилостивий! Вислухай молитви наші і зверни увагу на голос моління нашого і яви нам знак милости Твоєї, наведи нас на дорогу Твою, щоб ходили ми в Твоїй правді. Звесели серця наші, щоб ми боялись імення Твого святого, бо Ти великий і твориш чуда; Ти Бог єдиний і немає подібного Тобі між богами, Господи. Ти сильний у милості і добрий у силі, аби допомагати й утішати, і спасати всіх, хто на ім'я Твоє святе уповає.]</w:t>
       </w:r>
     </w:p>
     <w:p>
@@ -2897,7 +2898,7 @@
           <w:color w:val="FF0000"/>
           <w:sz w:val="24"/>
         </w:rPr>
-        <w:t>(г. 4, подібний: Як хороброго):</w:t>
+        <w:t>(г. 4, подібний: Як хороброго):</w:t>
       </w:r>
       <w:r>
         <w:rPr>
@@ -2919,7 +2920,7 @@
           <w:rFonts w:ascii="Times New Roman" w:hAnsi="Times New Roman"/>
           <w:sz w:val="24"/>
         </w:rPr>
-        <w:t xml:space="preserve"> </w:t>
+        <w:t xml:space="preserve"> </w:t>
       </w:r>
       <w:r>
         <w:rPr>
@@ -2933,7 +2934,7 @@
           <w:rFonts w:ascii="Times New Roman" w:hAnsi="Times New Roman"/>
           <w:sz w:val="24"/>
         </w:rPr>
-        <w:t xml:space="preserve"> преє́мником ста́вши, * по їхніх сліда́х пішо́в ти, * зо Схо́ду відпра́вившись і на За́ході явля́ючись, * і просвічуючи його́ бли́скавками Боже́ственної про́повіді; * звідти, всему́дрий, * скоти́вшись за обрій світу, * ти до Бо́га світанко́во возсія́в, * увінчаний ся́йвом благода́ті.</w:t>
+        <w:t xml:space="preserve"> преє́мником ста́вши, * по їхніх сліда́х пішо́в ти, * зо Схо́ду відпра́вившись і на За́ході явля́ючись, * і просвічуючи його́ бли́скавками Боже́ственної про́повіді; * звідти, всему́дрий, * скоти́вшись за обрій світу, * ти до Бо́га світанко́во возсія́в, * увінчаний ся́йвом благода́ті.</w:t>
       </w:r>
     </w:p>
     <w:p>
@@ -3250,7 +3251,7 @@
           <w:color w:val="FF0000"/>
           <w:sz w:val="24"/>
         </w:rPr>
-        <w:t>(г. 4, подібний: Як хороброго):</w:t>
+        <w:t>(г. 4, подібний: Як хороброго):</w:t>
       </w:r>
       <w:r>
         <w:rPr>
@@ -3272,7 +3273,7 @@
           <w:rFonts w:ascii="Times New Roman" w:hAnsi="Times New Roman"/>
           <w:sz w:val="24"/>
         </w:rPr>
-        <w:t xml:space="preserve"> </w:t>
+        <w:t xml:space="preserve"> </w:t>
       </w:r>
       <w:r>
         <w:rPr>
@@ -3286,7 +3287,7 @@
           <w:rFonts w:ascii="Times New Roman" w:hAnsi="Times New Roman"/>
           <w:sz w:val="24"/>
         </w:rPr>
-        <w:t xml:space="preserve"> преє́мником ста́вши, * по їхніх сліда́х пішо́в ти, * зо Схо́ду відпра́вившись і на За́ході явля́ючись, * і просвічуючи його́ бли́скавками Боже́ственної про́повіді; * звідти, всему́дрий, * скоти́вшись за обрій світу, * ти до Бо́га світанко́во возсія́в, * увінчаний ся́йвом благода́ті.</w:t>
+        <w:t xml:space="preserve"> преє́мником ста́вши, * по їхніх сліда́х пішо́в ти, * зо Схо́ду відпра́вившись і на За́ході явля́ючись, * і просвічуючи його́ бли́скавками Боже́ственної про́повіді; * звідти, всему́дрий, * скоти́вшись за обрій світу, * ти до Бо́га світанко́во возсія́в, * увінчаний ся́йвом благода́ті.</w:t>
       </w:r>
     </w:p>
     <w:p>
@@ -3528,7 +3529,7 @@
           <w:rFonts w:ascii="Times New Roman" w:hAnsi="Times New Roman"/>
           <w:sz w:val="24"/>
         </w:rPr>
-        <w:t xml:space="preserve"> </w:t>
+        <w:t xml:space="preserve"> </w:t>
       </w:r>
       <w:r>
         <w:rPr>
@@ -3542,7 +3543,7 @@
           <w:rFonts w:ascii="Times New Roman" w:hAnsi="Times New Roman"/>
           <w:sz w:val="24"/>
         </w:rPr>
-        <w:t xml:space="preserve"> гра́дові твоє́му мо́щі твої, * Богоно́сцю всему́дрий, * стражда́нням ще світліше освя́чені і ся́ючі благода́ттю; * своїм пове́рненням до нас * вони́ вчини́ли тебе́ призвідником торжества́, * наповня́ючи Богонатхне́нною весе́лістю * і ра́дісним арома́том наси́чуючи * тих, що благоче́сно тебе́ вшано́вують.</w:t>
+        <w:t xml:space="preserve"> гра́дові твоє́му мо́щі твої, * Богоно́сцю всему́дрий, * стражда́нням ще світліше освя́чені і ся́ючі благода́ттю; * своїм пове́рненням до нас * вони́ вчини́ли тебе́ призвідником торжества́, * наповня́ючи Богонатхне́нною весе́лістю * і ра́дісним арома́том наси́чуючи * тих, що благоче́сно тебе́ вшано́вують.</w:t>
       </w:r>
     </w:p>
     <w:p>
@@ -3832,7 +3833,7 @@
           <w:rFonts w:ascii="Times New Roman" w:hAnsi="Times New Roman"/>
           <w:sz w:val="24"/>
         </w:rPr>
-        <w:t xml:space="preserve"> </w:t>
+        <w:t xml:space="preserve"> </w:t>
       </w:r>
       <w:r>
         <w:rPr>
@@ -3846,7 +3847,7 @@
           <w:rFonts w:ascii="Times New Roman" w:hAnsi="Times New Roman"/>
           <w:sz w:val="24"/>
         </w:rPr>
-        <w:t xml:space="preserve"> гра́дові твоє́му мо́щі твої, * Богоно́сцю всему́дрий, * стражда́нням ще світліше освя́чені і ся́ючі благода́ттю; * своїм пове́рненням до нас * вони́ вчини́ли тебе́ призвідником торжества́, * наповня́ючи Богонатхне́нною весе́лістю * і ра́дісним арома́том наси́чуючи * тих, що благоче́сно тебе́ вшано́вують.</w:t>
+        <w:t xml:space="preserve"> гра́дові твоє́му мо́щі твої, * Богоно́сцю всему́дрий, * стражда́нням ще світліше освя́чені і ся́ючі благода́ттю; * своїм пове́рненням до нас * вони́ вчини́ли тебе́ призвідником торжества́, * наповня́ючи Богонатхне́нною весе́лістю * і ра́дісним арома́том наси́чуючи * тих, що благоче́сно тебе́ вшано́вують.</w:t>
       </w:r>
     </w:p>
     <w:p>
@@ -6445,23 +6446,7 @@
           <w:sz w:val="24"/>
           <w:u w:val="single"/>
         </w:rPr>
-        <w:t>[</w:t>
-      </w:r>
-      <w:r>
-        <w:rPr>
-          <w:rFonts w:ascii="Times New Roman" w:hAnsi="Times New Roman"/>
-          <w:sz w:val="24"/>
-          <w:u w:val="single"/>
-        </w:rPr>
-        <w:t>Господи, Боже наш! Згадай нас грішних і недостойних слуг Твоїх, коли призиваємо святе ім'я Твоє, і не осороми нас, коли очікуємо милости Твоєї, але вислухай, Господи, усі наші спасенні прохання, і вчини нас достойними любити і боятися Тебе від усього серця нашого і творити в усьому волю Твою</w:t>
-      </w:r>
-      <w:r>
-        <w:rPr>
-          <w:rFonts w:ascii="Times New Roman" w:hAnsi="Times New Roman"/>
-          <w:sz w:val="24"/>
-          <w:u w:val="single"/>
-        </w:rPr>
-        <w:t>.]</w:t>
+        <w:t>[Господи, Боже наш! Згадай нас грішних і недостойних слуг Твоїх, коли призиваємо святе ім'я Твоє, і не осороми нас, коли очікуємо милости Твоєї, але вислухай, Господи, усі наші спасенні прохання, і вчини нас достойними любити і боятися Тебе від усього серця нашого і творити в усьому волю Твою.]</w:t>
       </w:r>
     </w:p>
     <w:p>
@@ -8422,7 +8407,7 @@
           <w:color w:val="FF0000"/>
           <w:sz w:val="24"/>
         </w:rPr>
-        <w:t>Під час рецитування псалмів, Священник читає потиху перед св. дверми оці молитви:</w:t>
+        <w:t>Під час рецитування псалмів, священник читає потиху перед св. дверми оці молитви:</w:t>
       </w:r>
     </w:p>
     <w:p>
@@ -8807,7 +8792,7 @@
           <w:color w:val="000000"/>
           <w:sz w:val="24"/>
         </w:rPr>
-        <w:t xml:space="preserve"> Боже, Боже наш! Ти сотворив розумні й духовні сили своєю волею. Тебе просимо й Тобі молимося: Прийми наші посильні величання з усіма Твоїми творіннями і збагати щедрими даруваннями Твоєї ласки. Бо перед Тобою згинається всяке коліно: на небі, на землі й під землею, і все, що живе, і все створіння оспівує неосяжну Твою славу, бо Ти Бог правдивий і вельми милостивий. Тебе бо хвалять усі небесні сили, і Тобі славу возсилаємо: Отцю, і Сину, і Святому Духові, нині і повсякчас, і на віки віків. Амінь.</w:t>
+        <w:t xml:space="preserve"> Боже, Боже наш! Ти сотворив розумні й духовні сили Своєю волею. Тебе просимо й Тобі молимося: Прийми наші посильні величання з усіма Твоїми творіннями і збагати щедрими даруваннями Твоєї ласки. Бо перед Тобою згинається всяке коліно: на небі, на землі й під землею, і все, що живе, і все створіння оспівує неосяжну Твою славу, бо Ти Бог правдивий і вельми милостивий. Тебе бо хвалять усі небесні сили, і Тобі славу возсилаємо: Отцю, і Сину, і Святому Духові, нині і повсякчас, і на віки віків. Амінь.</w:t>
       </w:r>
     </w:p>
     <w:p>
@@ -10291,7 +10276,7 @@
           <w:rFonts w:ascii="Times New Roman" w:hAnsi="Times New Roman"/>
           <w:sz w:val="24"/>
         </w:rPr>
-        <w:t>: Ганебну смерть і розп'яття* витерпів ти добровільно, Щедрий,* а Родителька твоя, бачивши це, страждала.* Тому, за її мольбами, задля твого милосердя, змилуйся і спаси світ,* єдиний предобрий чоловіколюбче Господи,* що взяв на себе гріхи світу.</w:t>
+        <w:t>: Ганебну смерть і розп'яття* витерпів ти добровільно, Щедрий,* а Родителька твоя, бачивши це, страждала.* Тому, за її мольбами, задля твого милосердя, змилуйся і спаси світ,* єдиний предобрий Людинолюбче Господи,* що взяв на себе гріхи світу.</w:t>
       </w:r>
     </w:p>
     <w:p>
@@ -11090,22 +11075,822 @@
     </w:p>
     <w:p>
       <w:pPr>
-        <w:pStyle w:val="a"/>
-        <w:spacing w:after="120"/>
-      </w:pPr>
-      <w:r>
-        <w:rPr>
-          <w:rFonts w:ascii="Times New Roman" w:hAnsi="Times New Roman"/>
-          <w:color w:val="000000"/>
-          <w:sz w:val="24"/>
-        </w:rPr>
-        <w:t>Ще і ще в мирі Господеві помолімся.</w:t>
-      </w:r>
-    </w:p>
-    <w:p>
-      <w:pPr>
-        <w:pStyle w:val="a"/>
-        <w:spacing w:after="120"/>
+        <w:spacing w:after="120"/>
+      </w:pPr>
+      <w:r>
+        <w:rPr>
+          <w:rFonts w:ascii="Times New Roman" w:hAnsi="Times New Roman"/>
+          <w:color w:val="000000"/>
+          <w:sz w:val="24"/>
+        </w:rPr>
+        <w:t>Ще</w:t>
+      </w:r>
+      <w:r>
+        <w:rPr>
+          <w:rFonts w:ascii="Times New Roman" w:hAnsi="Times New Roman"/>
+          <w:color w:val="000000"/>
+          <w:sz w:val="24"/>
+        </w:rPr>
+        <w:t xml:space="preserve"> </w:t>
+      </w:r>
+      <w:r>
+        <w:rPr>
+          <w:rFonts w:ascii="Times New Roman" w:hAnsi="Times New Roman"/>
+          <w:color w:val="000000"/>
+          <w:sz w:val="24"/>
+        </w:rPr>
+        <w:t>і</w:t>
+      </w:r>
+      <w:r>
+        <w:rPr>
+          <w:rFonts w:ascii="Times New Roman" w:hAnsi="Times New Roman"/>
+          <w:color w:val="000000"/>
+          <w:sz w:val="24"/>
+        </w:rPr>
+        <w:t xml:space="preserve"> </w:t>
+      </w:r>
+      <w:r>
+        <w:rPr>
+          <w:rFonts w:ascii="Times New Roman" w:hAnsi="Times New Roman"/>
+          <w:color w:val="000000"/>
+          <w:sz w:val="24"/>
+        </w:rPr>
+        <w:t>ще</w:t>
+      </w:r>
+      <w:r>
+        <w:rPr>
+          <w:rFonts w:ascii="Times New Roman" w:hAnsi="Times New Roman"/>
+          <w:color w:val="000000"/>
+          <w:sz w:val="24"/>
+        </w:rPr>
+        <w:t xml:space="preserve"> </w:t>
+      </w:r>
+      <w:r>
+        <w:rPr>
+          <w:rFonts w:ascii="Times New Roman" w:hAnsi="Times New Roman"/>
+          <w:color w:val="000000"/>
+          <w:sz w:val="24"/>
+        </w:rPr>
+        <w:t>в</w:t>
+      </w:r>
+      <w:r>
+        <w:rPr>
+          <w:rFonts w:ascii="Times New Roman" w:hAnsi="Times New Roman"/>
+          <w:color w:val="000000"/>
+          <w:sz w:val="24"/>
+        </w:rPr>
+        <w:t xml:space="preserve"> </w:t>
+      </w:r>
+      <w:r>
+        <w:rPr>
+          <w:rFonts w:ascii="Times New Roman" w:hAnsi="Times New Roman"/>
+          <w:color w:val="000000"/>
+          <w:sz w:val="24"/>
+        </w:rPr>
+        <w:t>мирі</w:t>
+      </w:r>
+      <w:r>
+        <w:rPr>
+          <w:rFonts w:ascii="Times New Roman" w:hAnsi="Times New Roman"/>
+          <w:color w:val="000000"/>
+          <w:sz w:val="24"/>
+        </w:rPr>
+        <w:t xml:space="preserve"> </w:t>
+      </w:r>
+      <w:r>
+        <w:rPr>
+          <w:rFonts w:ascii="Times New Roman" w:hAnsi="Times New Roman"/>
+          <w:color w:val="000000"/>
+          <w:sz w:val="24"/>
+        </w:rPr>
+        <w:t>Господеві</w:t>
+      </w:r>
+      <w:r>
+        <w:rPr>
+          <w:rFonts w:ascii="Times New Roman" w:hAnsi="Times New Roman"/>
+          <w:color w:val="000000"/>
+          <w:sz w:val="24"/>
+        </w:rPr>
+        <w:t xml:space="preserve"> </w:t>
+      </w:r>
+      <w:r>
+        <w:rPr>
+          <w:rFonts w:ascii="Times New Roman" w:hAnsi="Times New Roman"/>
+          <w:color w:val="000000"/>
+          <w:sz w:val="24"/>
+        </w:rPr>
+        <w:t>помолімся.</w:t>
+      </w:r>
+    </w:p>
+    <w:p>
+      <w:pPr>
+        <w:spacing w:after="120"/>
+      </w:pPr>
+      <w:r>
+        <w:rPr>
+          <w:rFonts w:ascii="Times New Roman" w:hAnsi="Times New Roman"/>
+          <w:i/>
+          <w:color w:val="FF4400"/>
+          <w:sz w:val="24"/>
+        </w:rPr>
+        <w:t>Вірні:</w:t>
+      </w:r>
+      <w:r>
+        <w:rPr>
+          <w:rFonts w:ascii="Times New Roman" w:hAnsi="Times New Roman"/>
+          <w:color w:val="000000"/>
+          <w:sz w:val="24"/>
+        </w:rPr>
+        <w:t xml:space="preserve"> </w:t>
+      </w:r>
+      <w:r>
+        <w:rPr>
+          <w:rFonts w:ascii="Times New Roman" w:hAnsi="Times New Roman"/>
+          <w:color w:val="000000"/>
+          <w:sz w:val="24"/>
+        </w:rPr>
+        <w:t>Го́споди,</w:t>
+      </w:r>
+      <w:r>
+        <w:rPr>
+          <w:rFonts w:ascii="Times New Roman" w:hAnsi="Times New Roman"/>
+          <w:color w:val="000000"/>
+          <w:sz w:val="24"/>
+        </w:rPr>
+        <w:t xml:space="preserve"> </w:t>
+      </w:r>
+      <w:r>
+        <w:rPr>
+          <w:rFonts w:ascii="Times New Roman" w:hAnsi="Times New Roman"/>
+          <w:color w:val="000000"/>
+          <w:sz w:val="24"/>
+        </w:rPr>
+        <w:t>поми́луй.</w:t>
+      </w:r>
+    </w:p>
+    <w:p>
+      <w:pPr>
+        <w:spacing w:after="120"/>
+      </w:pPr>
+      <w:r>
+        <w:rPr>
+          <w:rFonts w:ascii="Times New Roman" w:hAnsi="Times New Roman"/>
+          <w:sz w:val="24"/>
+        </w:rPr>
+        <w:t>Заступи,</w:t>
+      </w:r>
+      <w:r>
+        <w:rPr>
+          <w:rFonts w:ascii="Times New Roman" w:hAnsi="Times New Roman"/>
+          <w:sz w:val="24"/>
+        </w:rPr>
+        <w:t xml:space="preserve"> </w:t>
+      </w:r>
+      <w:r>
+        <w:rPr>
+          <w:rFonts w:ascii="Times New Roman" w:hAnsi="Times New Roman"/>
+          <w:sz w:val="24"/>
+        </w:rPr>
+        <w:t>спаси,</w:t>
+      </w:r>
+      <w:r>
+        <w:rPr>
+          <w:rFonts w:ascii="Times New Roman" w:hAnsi="Times New Roman"/>
+          <w:sz w:val="24"/>
+        </w:rPr>
+        <w:t xml:space="preserve"> </w:t>
+      </w:r>
+      <w:r>
+        <w:rPr>
+          <w:rFonts w:ascii="Times New Roman" w:hAnsi="Times New Roman"/>
+          <w:sz w:val="24"/>
+        </w:rPr>
+        <w:t>помилуй</w:t>
+      </w:r>
+      <w:r>
+        <w:rPr>
+          <w:rFonts w:ascii="Times New Roman" w:hAnsi="Times New Roman"/>
+          <w:sz w:val="24"/>
+        </w:rPr>
+        <w:t xml:space="preserve"> </w:t>
+      </w:r>
+      <w:r>
+        <w:rPr>
+          <w:rFonts w:ascii="Times New Roman" w:hAnsi="Times New Roman"/>
+          <w:sz w:val="24"/>
+        </w:rPr>
+        <w:t>і</w:t>
+      </w:r>
+      <w:r>
+        <w:rPr>
+          <w:rFonts w:ascii="Times New Roman" w:hAnsi="Times New Roman"/>
+          <w:sz w:val="24"/>
+        </w:rPr>
+        <w:t xml:space="preserve"> </w:t>
+      </w:r>
+      <w:r>
+        <w:rPr>
+          <w:rFonts w:ascii="Times New Roman" w:hAnsi="Times New Roman"/>
+          <w:sz w:val="24"/>
+        </w:rPr>
+        <w:t>охорони</w:t>
+      </w:r>
+      <w:r>
+        <w:rPr>
+          <w:rFonts w:ascii="Times New Roman" w:hAnsi="Times New Roman"/>
+          <w:sz w:val="24"/>
+        </w:rPr>
+        <w:t xml:space="preserve"> </w:t>
+      </w:r>
+      <w:r>
+        <w:rPr>
+          <w:rFonts w:ascii="Times New Roman" w:hAnsi="Times New Roman"/>
+          <w:sz w:val="24"/>
+        </w:rPr>
+        <w:t>нас,</w:t>
+      </w:r>
+      <w:r>
+        <w:rPr>
+          <w:rFonts w:ascii="Times New Roman" w:hAnsi="Times New Roman"/>
+          <w:sz w:val="24"/>
+        </w:rPr>
+        <w:t xml:space="preserve"> </w:t>
+      </w:r>
+      <w:r>
+        <w:rPr>
+          <w:rFonts w:ascii="Times New Roman" w:hAnsi="Times New Roman"/>
+          <w:sz w:val="24"/>
+        </w:rPr>
+        <w:t>Боже,</w:t>
+      </w:r>
+      <w:r>
+        <w:rPr>
+          <w:rFonts w:ascii="Times New Roman" w:hAnsi="Times New Roman"/>
+          <w:sz w:val="24"/>
+        </w:rPr>
+        <w:t xml:space="preserve"> </w:t>
+      </w:r>
+      <w:r>
+        <w:rPr>
+          <w:rFonts w:ascii="Times New Roman" w:hAnsi="Times New Roman"/>
+          <w:sz w:val="24"/>
+        </w:rPr>
+        <w:t>Твоєю</w:t>
+      </w:r>
+      <w:r>
+        <w:rPr>
+          <w:rFonts w:ascii="Times New Roman" w:hAnsi="Times New Roman"/>
+          <w:sz w:val="24"/>
+        </w:rPr>
+        <w:t xml:space="preserve"> </w:t>
+      </w:r>
+      <w:r>
+        <w:rPr>
+          <w:rFonts w:ascii="Times New Roman" w:hAnsi="Times New Roman"/>
+          <w:sz w:val="24"/>
+        </w:rPr>
+        <w:t>благодаттю</w:t>
+      </w:r>
+    </w:p>
+    <w:p>
+      <w:pPr>
+        <w:spacing w:after="120"/>
+      </w:pPr>
+      <w:r>
+        <w:rPr>
+          <w:rFonts w:ascii="Times New Roman" w:hAnsi="Times New Roman"/>
+          <w:i/>
+          <w:color w:val="FF4400"/>
+          <w:sz w:val="24"/>
+        </w:rPr>
+        <w:t>Вірні:</w:t>
+      </w:r>
+      <w:r>
+        <w:rPr>
+          <w:rFonts w:ascii="Times New Roman" w:hAnsi="Times New Roman"/>
+          <w:color w:val="000000"/>
+          <w:sz w:val="24"/>
+        </w:rPr>
+        <w:t xml:space="preserve"> </w:t>
+      </w:r>
+      <w:r>
+        <w:rPr>
+          <w:rFonts w:ascii="Times New Roman" w:hAnsi="Times New Roman"/>
+          <w:color w:val="000000"/>
+          <w:sz w:val="24"/>
+        </w:rPr>
+        <w:t>Го́споди,</w:t>
+      </w:r>
+      <w:r>
+        <w:rPr>
+          <w:rFonts w:ascii="Times New Roman" w:hAnsi="Times New Roman"/>
+          <w:color w:val="000000"/>
+          <w:sz w:val="24"/>
+        </w:rPr>
+        <w:t xml:space="preserve"> </w:t>
+      </w:r>
+      <w:r>
+        <w:rPr>
+          <w:rFonts w:ascii="Times New Roman" w:hAnsi="Times New Roman"/>
+          <w:color w:val="000000"/>
+          <w:sz w:val="24"/>
+        </w:rPr>
+        <w:t>поми́луй.</w:t>
+      </w:r>
+    </w:p>
+    <w:p>
+      <w:pPr>
+        <w:spacing w:after="120"/>
+      </w:pPr>
+      <w:r>
+        <w:rPr>
+          <w:rFonts w:ascii="Times New Roman" w:hAnsi="Times New Roman"/>
+          <w:color w:val="000000"/>
+          <w:sz w:val="24"/>
+        </w:rPr>
+        <w:t>Пресвяту,</w:t>
+      </w:r>
+      <w:r>
+        <w:rPr>
+          <w:rFonts w:ascii="Times New Roman" w:hAnsi="Times New Roman"/>
+          <w:color w:val="000000"/>
+          <w:sz w:val="24"/>
+        </w:rPr>
+        <w:t xml:space="preserve"> </w:t>
+      </w:r>
+      <w:r>
+        <w:rPr>
+          <w:rFonts w:ascii="Times New Roman" w:hAnsi="Times New Roman"/>
+          <w:color w:val="000000"/>
+          <w:sz w:val="24"/>
+        </w:rPr>
+        <w:t>пречисту,</w:t>
+      </w:r>
+      <w:r>
+        <w:rPr>
+          <w:rFonts w:ascii="Times New Roman" w:hAnsi="Times New Roman"/>
+          <w:color w:val="000000"/>
+          <w:sz w:val="24"/>
+        </w:rPr>
+        <w:t xml:space="preserve"> </w:t>
+      </w:r>
+      <w:r>
+        <w:rPr>
+          <w:rFonts w:ascii="Times New Roman" w:hAnsi="Times New Roman"/>
+          <w:color w:val="000000"/>
+          <w:sz w:val="24"/>
+        </w:rPr>
+        <w:t>преблагословенну,</w:t>
+      </w:r>
+      <w:r>
+        <w:rPr>
+          <w:rFonts w:ascii="Times New Roman" w:hAnsi="Times New Roman"/>
+          <w:color w:val="000000"/>
+          <w:sz w:val="24"/>
+        </w:rPr>
+        <w:t xml:space="preserve"> </w:t>
+      </w:r>
+      <w:r>
+        <w:rPr>
+          <w:rFonts w:ascii="Times New Roman" w:hAnsi="Times New Roman"/>
+          <w:color w:val="000000"/>
+          <w:sz w:val="24"/>
+        </w:rPr>
+        <w:t>славну</w:t>
+      </w:r>
+      <w:r>
+        <w:rPr>
+          <w:rFonts w:ascii="Times New Roman" w:hAnsi="Times New Roman"/>
+          <w:color w:val="000000"/>
+          <w:sz w:val="24"/>
+        </w:rPr>
+        <w:t xml:space="preserve"> </w:t>
+      </w:r>
+      <w:r>
+        <w:rPr>
+          <w:rFonts w:ascii="Times New Roman" w:hAnsi="Times New Roman"/>
+          <w:color w:val="000000"/>
+          <w:sz w:val="24"/>
+        </w:rPr>
+        <w:t>Владичицю</w:t>
+      </w:r>
+      <w:r>
+        <w:rPr>
+          <w:rFonts w:ascii="Times New Roman" w:hAnsi="Times New Roman"/>
+          <w:color w:val="000000"/>
+          <w:sz w:val="24"/>
+        </w:rPr>
+        <w:t xml:space="preserve"> </w:t>
+      </w:r>
+      <w:r>
+        <w:rPr>
+          <w:rFonts w:ascii="Times New Roman" w:hAnsi="Times New Roman"/>
+          <w:color w:val="000000"/>
+          <w:sz w:val="24"/>
+        </w:rPr>
+        <w:t>нашу</w:t>
+      </w:r>
+      <w:r>
+        <w:rPr>
+          <w:rFonts w:ascii="Times New Roman" w:hAnsi="Times New Roman"/>
+          <w:color w:val="000000"/>
+          <w:sz w:val="24"/>
+        </w:rPr>
+        <w:t xml:space="preserve"> </w:t>
+      </w:r>
+      <w:r>
+        <w:rPr>
+          <w:rFonts w:ascii="Times New Roman" w:hAnsi="Times New Roman"/>
+          <w:color w:val="000000"/>
+          <w:sz w:val="24"/>
+        </w:rPr>
+        <w:t>Богородицю</w:t>
+      </w:r>
+      <w:r>
+        <w:rPr>
+          <w:rFonts w:ascii="Times New Roman" w:hAnsi="Times New Roman"/>
+          <w:color w:val="000000"/>
+          <w:sz w:val="24"/>
+        </w:rPr>
+        <w:t xml:space="preserve"> </w:t>
+      </w:r>
+      <w:r>
+        <w:rPr>
+          <w:rFonts w:ascii="Times New Roman" w:hAnsi="Times New Roman"/>
+          <w:color w:val="000000"/>
+          <w:sz w:val="24"/>
+        </w:rPr>
+        <w:t>і</w:t>
+      </w:r>
+      <w:r>
+        <w:rPr>
+          <w:rFonts w:ascii="Times New Roman" w:hAnsi="Times New Roman"/>
+          <w:color w:val="000000"/>
+          <w:sz w:val="24"/>
+        </w:rPr>
+        <w:t xml:space="preserve"> </w:t>
+      </w:r>
+      <w:r>
+        <w:rPr>
+          <w:rFonts w:ascii="Times New Roman" w:hAnsi="Times New Roman"/>
+          <w:color w:val="000000"/>
+          <w:sz w:val="24"/>
+        </w:rPr>
+        <w:t>приснодіву</w:t>
+      </w:r>
+      <w:r>
+        <w:rPr>
+          <w:rFonts w:ascii="Times New Roman" w:hAnsi="Times New Roman"/>
+          <w:color w:val="000000"/>
+          <w:sz w:val="24"/>
+        </w:rPr>
+        <w:t xml:space="preserve"> </w:t>
+      </w:r>
+      <w:r>
+        <w:rPr>
+          <w:rFonts w:ascii="Times New Roman" w:hAnsi="Times New Roman"/>
+          <w:color w:val="000000"/>
+          <w:sz w:val="24"/>
+        </w:rPr>
+        <w:t>Марію,</w:t>
+      </w:r>
+      <w:r>
+        <w:rPr>
+          <w:rFonts w:ascii="Times New Roman" w:hAnsi="Times New Roman"/>
+          <w:color w:val="000000"/>
+          <w:sz w:val="24"/>
+        </w:rPr>
+        <w:t xml:space="preserve"> </w:t>
+      </w:r>
+      <w:r>
+        <w:rPr>
+          <w:rFonts w:ascii="Times New Roman" w:hAnsi="Times New Roman"/>
+          <w:color w:val="000000"/>
+          <w:sz w:val="24"/>
+        </w:rPr>
+        <w:t>з</w:t>
+      </w:r>
+      <w:r>
+        <w:rPr>
+          <w:rFonts w:ascii="Times New Roman" w:hAnsi="Times New Roman"/>
+          <w:color w:val="000000"/>
+          <w:sz w:val="24"/>
+        </w:rPr>
+        <w:t xml:space="preserve"> </w:t>
+      </w:r>
+      <w:r>
+        <w:rPr>
+          <w:rFonts w:ascii="Times New Roman" w:hAnsi="Times New Roman"/>
+          <w:color w:val="000000"/>
+          <w:sz w:val="24"/>
+        </w:rPr>
+        <w:t>усіма</w:t>
+      </w:r>
+      <w:r>
+        <w:rPr>
+          <w:rFonts w:ascii="Times New Roman" w:hAnsi="Times New Roman"/>
+          <w:color w:val="000000"/>
+          <w:sz w:val="24"/>
+        </w:rPr>
+        <w:t xml:space="preserve"> </w:t>
+      </w:r>
+      <w:r>
+        <w:rPr>
+          <w:rFonts w:ascii="Times New Roman" w:hAnsi="Times New Roman"/>
+          <w:color w:val="000000"/>
+          <w:sz w:val="24"/>
+        </w:rPr>
+        <w:t>святими</w:t>
+      </w:r>
+      <w:r>
+        <w:rPr>
+          <w:rFonts w:ascii="Times New Roman" w:hAnsi="Times New Roman"/>
+          <w:color w:val="000000"/>
+          <w:sz w:val="24"/>
+        </w:rPr>
+        <w:t xml:space="preserve"> </w:t>
+      </w:r>
+      <w:r>
+        <w:rPr>
+          <w:rFonts w:ascii="Times New Roman" w:hAnsi="Times New Roman"/>
+          <w:color w:val="000000"/>
+          <w:sz w:val="24"/>
+        </w:rPr>
+        <w:t>пом’янувши,</w:t>
+      </w:r>
+      <w:r>
+        <w:rPr>
+          <w:rFonts w:ascii="Times New Roman" w:hAnsi="Times New Roman"/>
+          <w:color w:val="000000"/>
+          <w:sz w:val="24"/>
+        </w:rPr>
+        <w:t xml:space="preserve"> </w:t>
+      </w:r>
+      <w:r>
+        <w:rPr>
+          <w:rFonts w:ascii="Times New Roman" w:hAnsi="Times New Roman"/>
+          <w:color w:val="000000"/>
+          <w:sz w:val="24"/>
+        </w:rPr>
+        <w:t>самих</w:t>
+      </w:r>
+      <w:r>
+        <w:rPr>
+          <w:rFonts w:ascii="Times New Roman" w:hAnsi="Times New Roman"/>
+          <w:color w:val="000000"/>
+          <w:sz w:val="24"/>
+        </w:rPr>
+        <w:t xml:space="preserve"> </w:t>
+      </w:r>
+      <w:r>
+        <w:rPr>
+          <w:rFonts w:ascii="Times New Roman" w:hAnsi="Times New Roman"/>
+          <w:color w:val="000000"/>
+          <w:sz w:val="24"/>
+        </w:rPr>
+        <w:t>себе,</w:t>
+      </w:r>
+      <w:r>
+        <w:rPr>
+          <w:rFonts w:ascii="Times New Roman" w:hAnsi="Times New Roman"/>
+          <w:color w:val="000000"/>
+          <w:sz w:val="24"/>
+        </w:rPr>
+        <w:t xml:space="preserve"> </w:t>
+      </w:r>
+      <w:r>
+        <w:rPr>
+          <w:rFonts w:ascii="Times New Roman" w:hAnsi="Times New Roman"/>
+          <w:color w:val="000000"/>
+          <w:sz w:val="24"/>
+        </w:rPr>
+        <w:t>і</w:t>
+      </w:r>
+      <w:r>
+        <w:rPr>
+          <w:rFonts w:ascii="Times New Roman" w:hAnsi="Times New Roman"/>
+          <w:color w:val="000000"/>
+          <w:sz w:val="24"/>
+        </w:rPr>
+        <w:t xml:space="preserve"> </w:t>
+      </w:r>
+      <w:r>
+        <w:rPr>
+          <w:rFonts w:ascii="Times New Roman" w:hAnsi="Times New Roman"/>
+          <w:color w:val="000000"/>
+          <w:sz w:val="24"/>
+        </w:rPr>
+        <w:t>один</w:t>
+      </w:r>
+      <w:r>
+        <w:rPr>
+          <w:rFonts w:ascii="Times New Roman" w:hAnsi="Times New Roman"/>
+          <w:color w:val="000000"/>
+          <w:sz w:val="24"/>
+        </w:rPr>
+        <w:t xml:space="preserve"> </w:t>
+      </w:r>
+      <w:r>
+        <w:rPr>
+          <w:rFonts w:ascii="Times New Roman" w:hAnsi="Times New Roman"/>
+          <w:color w:val="000000"/>
+          <w:sz w:val="24"/>
+        </w:rPr>
+        <w:t>одного,</w:t>
+      </w:r>
+      <w:r>
+        <w:rPr>
+          <w:rFonts w:ascii="Times New Roman" w:hAnsi="Times New Roman"/>
+          <w:color w:val="000000"/>
+          <w:sz w:val="24"/>
+        </w:rPr>
+        <w:t xml:space="preserve"> </w:t>
+      </w:r>
+      <w:r>
+        <w:rPr>
+          <w:rFonts w:ascii="Times New Roman" w:hAnsi="Times New Roman"/>
+          <w:color w:val="000000"/>
+          <w:sz w:val="24"/>
+        </w:rPr>
+        <w:t>і</w:t>
+      </w:r>
+      <w:r>
+        <w:rPr>
+          <w:rFonts w:ascii="Times New Roman" w:hAnsi="Times New Roman"/>
+          <w:color w:val="000000"/>
+          <w:sz w:val="24"/>
+        </w:rPr>
+        <w:t xml:space="preserve"> </w:t>
+      </w:r>
+      <w:r>
+        <w:rPr>
+          <w:rFonts w:ascii="Times New Roman" w:hAnsi="Times New Roman"/>
+          <w:color w:val="000000"/>
+          <w:sz w:val="24"/>
+        </w:rPr>
+        <w:t>все</w:t>
+      </w:r>
+      <w:r>
+        <w:rPr>
+          <w:rFonts w:ascii="Times New Roman" w:hAnsi="Times New Roman"/>
+          <w:color w:val="000000"/>
+          <w:sz w:val="24"/>
+        </w:rPr>
+        <w:t xml:space="preserve"> </w:t>
+      </w:r>
+      <w:r>
+        <w:rPr>
+          <w:rFonts w:ascii="Times New Roman" w:hAnsi="Times New Roman"/>
+          <w:color w:val="000000"/>
+          <w:sz w:val="24"/>
+        </w:rPr>
+        <w:t>життя</w:t>
+      </w:r>
+      <w:r>
+        <w:rPr>
+          <w:rFonts w:ascii="Times New Roman" w:hAnsi="Times New Roman"/>
+          <w:color w:val="000000"/>
+          <w:sz w:val="24"/>
+        </w:rPr>
+        <w:t xml:space="preserve"> </w:t>
+      </w:r>
+      <w:r>
+        <w:rPr>
+          <w:rFonts w:ascii="Times New Roman" w:hAnsi="Times New Roman"/>
+          <w:color w:val="000000"/>
+          <w:sz w:val="24"/>
+        </w:rPr>
+        <w:t>наше</w:t>
+      </w:r>
+      <w:r>
+        <w:rPr>
+          <w:rFonts w:ascii="Times New Roman" w:hAnsi="Times New Roman"/>
+          <w:color w:val="000000"/>
+          <w:sz w:val="24"/>
+        </w:rPr>
+        <w:t xml:space="preserve"> </w:t>
+      </w:r>
+      <w:r>
+        <w:rPr>
+          <w:rFonts w:ascii="Times New Roman" w:hAnsi="Times New Roman"/>
+          <w:color w:val="000000"/>
+          <w:sz w:val="24"/>
+        </w:rPr>
+        <w:t>Христу</w:t>
+      </w:r>
+      <w:r>
+        <w:rPr>
+          <w:rFonts w:ascii="Times New Roman" w:hAnsi="Times New Roman"/>
+          <w:color w:val="000000"/>
+          <w:sz w:val="24"/>
+        </w:rPr>
+        <w:t xml:space="preserve"> </w:t>
+      </w:r>
+      <w:r>
+        <w:rPr>
+          <w:rFonts w:ascii="Times New Roman" w:hAnsi="Times New Roman"/>
+          <w:color w:val="000000"/>
+          <w:sz w:val="24"/>
+        </w:rPr>
+        <w:t>Богові</w:t>
+      </w:r>
+      <w:r>
+        <w:rPr>
+          <w:rFonts w:ascii="Times New Roman" w:hAnsi="Times New Roman"/>
+          <w:color w:val="000000"/>
+          <w:sz w:val="24"/>
+        </w:rPr>
+        <w:t xml:space="preserve"> </w:t>
+      </w:r>
+      <w:r>
+        <w:rPr>
+          <w:rFonts w:ascii="Times New Roman" w:hAnsi="Times New Roman"/>
+          <w:color w:val="000000"/>
+          <w:sz w:val="24"/>
+        </w:rPr>
+        <w:t>віддаймо.</w:t>
+      </w:r>
+    </w:p>
+    <w:p>
+      <w:pPr>
+        <w:spacing w:after="120"/>
+      </w:pPr>
+      <w:r>
+        <w:rPr>
+          <w:rFonts w:ascii="Times New Roman" w:hAnsi="Times New Roman"/>
+          <w:i/>
+          <w:color w:val="FF4400"/>
+          <w:sz w:val="24"/>
+        </w:rPr>
+        <w:t>Вірні:</w:t>
+      </w:r>
+      <w:r>
+        <w:rPr>
+          <w:rFonts w:ascii="Times New Roman" w:hAnsi="Times New Roman"/>
+          <w:color w:val="000000"/>
+          <w:sz w:val="24"/>
+        </w:rPr>
+        <w:t xml:space="preserve"> </w:t>
+      </w:r>
+      <w:r>
+        <w:rPr>
+          <w:rFonts w:ascii="Times New Roman" w:hAnsi="Times New Roman"/>
+          <w:color w:val="000000"/>
+          <w:sz w:val="24"/>
+        </w:rPr>
+        <w:t>Тобі́,</w:t>
+      </w:r>
+      <w:r>
+        <w:rPr>
+          <w:rFonts w:ascii="Times New Roman" w:hAnsi="Times New Roman"/>
+          <w:color w:val="000000"/>
+          <w:sz w:val="24"/>
+        </w:rPr>
+        <w:t xml:space="preserve"> </w:t>
+      </w:r>
+      <w:r>
+        <w:rPr>
+          <w:rFonts w:ascii="Times New Roman" w:hAnsi="Times New Roman"/>
+          <w:color w:val="000000"/>
+          <w:sz w:val="24"/>
+        </w:rPr>
+        <w:t>Го́споди.</w:t>
+      </w:r>
+    </w:p>
+    <w:p>
+      <w:pPr>
+        <w:spacing w:after="120"/>
+        <w:jc w:val="both"/>
+      </w:pPr>
+      <w:r>
+        <w:rPr>
+          <w:rFonts w:ascii="Times New Roman" w:hAnsi="Times New Roman"/>
+          <w:sz w:val="24"/>
+          <w:u w:val="single"/>
+        </w:rPr>
+        <w:t>[</w:t>
+      </w:r>
+      <w:r>
+        <w:rPr>
+          <w:rFonts w:ascii="Times New Roman" w:hAnsi="Times New Roman"/>
+          <w:sz w:val="24"/>
+          <w:u w:val="single"/>
+        </w:rPr>
+        <w:t>Господи, Боже наш, що сонну неміч забрав від нас і покликав нас візванням святим, щоб і вночі підносити руки наші і прославляти Тебе за справедливі Твої присуди. Прийми благання наші, моління, визнавання, нічні служби і даруй нам, Боже, віру бездоганну, надію впевнену, любов нелицемірну. Благослови наші входи й виходи, вчинки, слова, діла й думки; і дай нам дочекатися початку дня, нам, що хвалять й оспівують, і благословлять добрість Твоєї несказанної сили</w:t>
+      </w:r>
+      <w:r>
+        <w:rPr>
+          <w:rFonts w:ascii="Times New Roman" w:hAnsi="Times New Roman"/>
+          <w:sz w:val="24"/>
+          <w:u w:val="single"/>
+        </w:rPr>
+        <w:t>]</w:t>
+      </w:r>
+    </w:p>
+    <w:p>
+      <w:pPr>
+        <w:spacing w:after="120"/>
+        <w:jc w:val="both"/>
       </w:pPr>
       <w:r>
         <w:rPr>
@@ -11114,36 +11899,8 @@
           <w:color w:val="FF0000"/>
           <w:sz w:val="24"/>
         </w:rPr>
-        <w:t>Вірні:</w:t>
-      </w:r>
-      <w:r>
-        <w:rPr>
-          <w:rFonts w:ascii="Times New Roman" w:hAnsi="Times New Roman"/>
-          <w:color w:val="000000"/>
-          <w:sz w:val="24"/>
-        </w:rPr>
-        <w:t xml:space="preserve"> Господи, помилуй.</w:t>
-      </w:r>
-    </w:p>
-    <w:p>
-      <w:pPr>
-        <w:pStyle w:val="a"/>
-        <w:spacing w:after="120"/>
-      </w:pPr>
-      <w:r>
-        <w:rPr>
-          <w:rFonts w:ascii="Times New Roman" w:hAnsi="Times New Roman"/>
-          <w:color w:val="000000"/>
-          <w:sz w:val="24"/>
-        </w:rPr>
-        <w:t>Заступи, спаси, помилуй і охорони нас, Боже, твоєю благодаттю.</w:t>
-      </w:r>
-    </w:p>
-    <w:p>
-      <w:pPr>
-        <w:pStyle w:val="a"/>
-        <w:spacing w:after="120"/>
-      </w:pPr>
+        <w:t>Священник:</w:t>
+      </w:r>
       <w:r>
         <w:rPr>
           <w:rFonts w:ascii="Times New Roman" w:hAnsi="Times New Roman"/>
@@ -11151,105 +11908,328 @@
           <w:color w:val="FF0000"/>
           <w:sz w:val="24"/>
         </w:rPr>
-        <w:t>Вірні:</w:t>
-      </w:r>
-      <w:r>
-        <w:rPr>
-          <w:rFonts w:ascii="Times New Roman" w:hAnsi="Times New Roman"/>
-          <w:color w:val="000000"/>
-          <w:sz w:val="24"/>
-        </w:rPr>
-        <w:t xml:space="preserve"> Господи, помилуй.</w:t>
-      </w:r>
-    </w:p>
-    <w:p>
-      <w:pPr>
-        <w:pStyle w:val="a"/>
-        <w:spacing w:after="120"/>
-      </w:pPr>
-      <w:r>
-        <w:rPr>
-          <w:rFonts w:ascii="Times New Roman" w:hAnsi="Times New Roman"/>
-          <w:color w:val="000000"/>
-          <w:sz w:val="24"/>
-        </w:rPr>
-        <w:t>Пресвяту, пречисту, преблагословенну, славну Владичицю нашу Богородицю і приснодіву Марію, з усіма святими пом'янувши, самі себе, і один одного, і все життя наше Христу Богові віддаймо.</w:t>
-      </w:r>
-    </w:p>
-    <w:p>
-      <w:pPr>
-        <w:pStyle w:val="a"/>
-        <w:spacing w:after="120"/>
-      </w:pPr>
-      <w:r>
-        <w:rPr>
-          <w:rFonts w:ascii="Times New Roman" w:hAnsi="Times New Roman"/>
-          <w:i/>
-          <w:color w:val="FF0000"/>
-          <w:sz w:val="24"/>
-        </w:rPr>
-        <w:t>Вірні:</w:t>
-      </w:r>
-      <w:r>
-        <w:rPr>
-          <w:rFonts w:ascii="Times New Roman" w:hAnsi="Times New Roman"/>
-          <w:color w:val="000000"/>
-          <w:sz w:val="24"/>
-        </w:rPr>
-        <w:t xml:space="preserve"> Тобі, Господи.</w:t>
-      </w:r>
-    </w:p>
-    <w:p>
-      <w:pPr>
-        <w:pStyle w:val="a"/>
-        <w:spacing w:after="120"/>
-      </w:pPr>
-      <w:r>
-        <w:rPr>
-          <w:rFonts w:ascii="Times New Roman" w:hAnsi="Times New Roman"/>
-          <w:sz w:val="24"/>
-          <w:u w:val="single"/>
-        </w:rPr>
-        <w:t>[Господи, Боже наш, що сонну неміч забрав від нас і покликав нас візванням святим, щоб і вночі підносити руки наші і прославляти тебе за справедливі твої присуди. Прийми благання наші, моління, визнавання, нічні служби і даруй нам, Боже, віру бездоганну, надію впевнену, любов нелицемірну. Благослови наші входи й виходи, вчинки, слова, діла й думки; і дай нам дочекатися початку дня, нам, що хвалять й оспівують, і благословлять добрість твоєї несказанної сили]</w:t>
-      </w:r>
-    </w:p>
-    <w:p>
-      <w:pPr>
-        <w:pStyle w:val="a"/>
-        <w:spacing w:after="120"/>
-      </w:pPr>
-      <w:r>
-        <w:rPr>
-          <w:rFonts w:ascii="Times New Roman" w:hAnsi="Times New Roman"/>
-          <w:i/>
-          <w:color w:val="FF0000"/>
-          <w:sz w:val="24"/>
-        </w:rPr>
-        <w:t>Священик:</w:t>
-      </w:r>
-      <w:r>
-        <w:rPr>
-          <w:rFonts w:ascii="Times New Roman" w:hAnsi="Times New Roman"/>
-          <w:i/>
-          <w:color w:val="FF0000"/>
-          <w:sz w:val="24"/>
-        </w:rPr>
-        <w:t xml:space="preserve"> </w:t>
-      </w:r>
-      <w:r>
-        <w:rPr>
-          <w:rFonts w:ascii="Times New Roman" w:hAnsi="Times New Roman"/>
-          <w:color w:val="000000"/>
-          <w:sz w:val="24"/>
-        </w:rPr>
-        <w:t>Бо Ти Бог наш і Тобі славу возсилаємо: Отцю, і Сину, і Святому Духові</w:t>
-      </w:r>
-      <w:r>
-        <w:rPr>
-          <w:rFonts w:ascii="Times New Roman" w:hAnsi="Times New Roman"/>
-          <w:sz w:val="24"/>
-        </w:rPr>
-        <w:t>, нині і повсякчас, і на віки віків.</w:t>
+        <w:t xml:space="preserve"> </w:t>
+      </w:r>
+      <w:r>
+        <w:rPr>
+          <w:rFonts w:ascii="Times New Roman" w:hAnsi="Times New Roman"/>
+          <w:color w:val="000000"/>
+          <w:sz w:val="24"/>
+        </w:rPr>
+        <w:t>Бо</w:t>
+      </w:r>
+      <w:r>
+        <w:rPr>
+          <w:rFonts w:ascii="Times New Roman" w:hAnsi="Times New Roman"/>
+          <w:color w:val="000000"/>
+          <w:sz w:val="24"/>
+        </w:rPr>
+        <w:t xml:space="preserve"> </w:t>
+      </w:r>
+      <w:r>
+        <w:rPr>
+          <w:rFonts w:ascii="Times New Roman" w:hAnsi="Times New Roman"/>
+          <w:color w:val="000000"/>
+          <w:sz w:val="24"/>
+        </w:rPr>
+        <w:t>Ти</w:t>
+      </w:r>
+      <w:r>
+        <w:rPr>
+          <w:rFonts w:ascii="Times New Roman" w:hAnsi="Times New Roman"/>
+          <w:color w:val="000000"/>
+          <w:sz w:val="24"/>
+        </w:rPr>
+        <w:t xml:space="preserve"> </w:t>
+      </w:r>
+      <w:r>
+        <w:rPr>
+          <w:rFonts w:ascii="Times New Roman" w:hAnsi="Times New Roman"/>
+          <w:color w:val="000000"/>
+          <w:sz w:val="24"/>
+        </w:rPr>
+        <w:t>Бог</w:t>
+      </w:r>
+      <w:r>
+        <w:rPr>
+          <w:rFonts w:ascii="Times New Roman" w:hAnsi="Times New Roman"/>
+          <w:color w:val="000000"/>
+          <w:sz w:val="24"/>
+        </w:rPr>
+        <w:t xml:space="preserve"> </w:t>
+      </w:r>
+      <w:r>
+        <w:rPr>
+          <w:rFonts w:ascii="Times New Roman" w:hAnsi="Times New Roman"/>
+          <w:color w:val="000000"/>
+          <w:sz w:val="24"/>
+        </w:rPr>
+        <w:t>наш</w:t>
+      </w:r>
+      <w:r>
+        <w:rPr>
+          <w:rFonts w:ascii="Times New Roman" w:hAnsi="Times New Roman"/>
+          <w:color w:val="000000"/>
+          <w:sz w:val="24"/>
+        </w:rPr>
+        <w:t xml:space="preserve"> </w:t>
+      </w:r>
+      <w:r>
+        <w:rPr>
+          <w:rFonts w:ascii="Times New Roman" w:hAnsi="Times New Roman"/>
+          <w:color w:val="000000"/>
+          <w:sz w:val="24"/>
+        </w:rPr>
+        <w:t>і</w:t>
+      </w:r>
+      <w:r>
+        <w:rPr>
+          <w:rFonts w:ascii="Times New Roman" w:hAnsi="Times New Roman"/>
+          <w:color w:val="000000"/>
+          <w:sz w:val="24"/>
+        </w:rPr>
+        <w:t xml:space="preserve"> </w:t>
+      </w:r>
+      <w:r>
+        <w:rPr>
+          <w:rFonts w:ascii="Times New Roman" w:hAnsi="Times New Roman"/>
+          <w:color w:val="000000"/>
+          <w:sz w:val="24"/>
+        </w:rPr>
+        <w:t>Тобі</w:t>
+      </w:r>
+      <w:r>
+        <w:rPr>
+          <w:rFonts w:ascii="Times New Roman" w:hAnsi="Times New Roman"/>
+          <w:color w:val="000000"/>
+          <w:sz w:val="24"/>
+        </w:rPr>
+        <w:t xml:space="preserve"> </w:t>
+      </w:r>
+      <w:r>
+        <w:rPr>
+          <w:rFonts w:ascii="Times New Roman" w:hAnsi="Times New Roman"/>
+          <w:color w:val="000000"/>
+          <w:sz w:val="24"/>
+        </w:rPr>
+        <w:t>славу</w:t>
+      </w:r>
+      <w:r>
+        <w:rPr>
+          <w:rFonts w:ascii="Times New Roman" w:hAnsi="Times New Roman"/>
+          <w:color w:val="000000"/>
+          <w:sz w:val="24"/>
+        </w:rPr>
+        <w:t xml:space="preserve"> </w:t>
+      </w:r>
+      <w:r>
+        <w:rPr>
+          <w:rFonts w:ascii="Times New Roman" w:hAnsi="Times New Roman"/>
+          <w:color w:val="000000"/>
+          <w:sz w:val="24"/>
+        </w:rPr>
+        <w:t>возсилаємо:</w:t>
+      </w:r>
+      <w:r>
+        <w:rPr>
+          <w:rFonts w:ascii="Times New Roman" w:hAnsi="Times New Roman"/>
+          <w:color w:val="000000"/>
+          <w:sz w:val="24"/>
+        </w:rPr>
+        <w:t xml:space="preserve"> </w:t>
+      </w:r>
+      <w:r>
+        <w:rPr>
+          <w:rFonts w:ascii="Times New Roman" w:hAnsi="Times New Roman"/>
+          <w:color w:val="000000"/>
+          <w:sz w:val="24"/>
+        </w:rPr>
+        <w:t>Отцю,</w:t>
+      </w:r>
+      <w:r>
+        <w:rPr>
+          <w:rFonts w:ascii="Times New Roman" w:hAnsi="Times New Roman"/>
+          <w:color w:val="000000"/>
+          <w:sz w:val="24"/>
+        </w:rPr>
+        <w:t xml:space="preserve"> </w:t>
+      </w:r>
+      <w:r>
+        <w:rPr>
+          <w:rFonts w:ascii="Times New Roman" w:hAnsi="Times New Roman"/>
+          <w:color w:val="000000"/>
+          <w:sz w:val="24"/>
+        </w:rPr>
+        <w:t>і</w:t>
+      </w:r>
+      <w:r>
+        <w:rPr>
+          <w:rFonts w:ascii="Times New Roman" w:hAnsi="Times New Roman"/>
+          <w:color w:val="000000"/>
+          <w:sz w:val="24"/>
+        </w:rPr>
+        <w:t xml:space="preserve"> </w:t>
+      </w:r>
+      <w:r>
+        <w:rPr>
+          <w:rFonts w:ascii="Times New Roman" w:hAnsi="Times New Roman"/>
+          <w:color w:val="000000"/>
+          <w:sz w:val="24"/>
+        </w:rPr>
+        <w:t>Сину,</w:t>
+      </w:r>
+      <w:r>
+        <w:rPr>
+          <w:rFonts w:ascii="Times New Roman" w:hAnsi="Times New Roman"/>
+          <w:color w:val="000000"/>
+          <w:sz w:val="24"/>
+        </w:rPr>
+        <w:t xml:space="preserve"> </w:t>
+      </w:r>
+      <w:r>
+        <w:rPr>
+          <w:rFonts w:ascii="Times New Roman" w:hAnsi="Times New Roman"/>
+          <w:color w:val="000000"/>
+          <w:sz w:val="24"/>
+        </w:rPr>
+        <w:t>і</w:t>
+      </w:r>
+      <w:r>
+        <w:rPr>
+          <w:rFonts w:ascii="Times New Roman" w:hAnsi="Times New Roman"/>
+          <w:color w:val="000000"/>
+          <w:sz w:val="24"/>
+        </w:rPr>
+        <w:t xml:space="preserve"> </w:t>
+      </w:r>
+      <w:r>
+        <w:rPr>
+          <w:rFonts w:ascii="Times New Roman" w:hAnsi="Times New Roman"/>
+          <w:color w:val="000000"/>
+          <w:sz w:val="24"/>
+        </w:rPr>
+        <w:t>Святому</w:t>
+      </w:r>
+      <w:r>
+        <w:rPr>
+          <w:rFonts w:ascii="Times New Roman" w:hAnsi="Times New Roman"/>
+          <w:color w:val="000000"/>
+          <w:sz w:val="24"/>
+        </w:rPr>
+        <w:t xml:space="preserve"> </w:t>
+      </w:r>
+      <w:r>
+        <w:rPr>
+          <w:rFonts w:ascii="Times New Roman" w:hAnsi="Times New Roman"/>
+          <w:color w:val="000000"/>
+          <w:sz w:val="24"/>
+        </w:rPr>
+        <w:t>Духові</w:t>
+      </w:r>
+      <w:r>
+        <w:rPr>
+          <w:rFonts w:ascii="Times New Roman" w:hAnsi="Times New Roman"/>
+          <w:sz w:val="24"/>
+        </w:rPr>
+        <w:t>,</w:t>
+      </w:r>
+      <w:r>
+        <w:rPr>
+          <w:rFonts w:ascii="Times New Roman" w:hAnsi="Times New Roman"/>
+          <w:sz w:val="24"/>
+        </w:rPr>
+        <w:t xml:space="preserve"> </w:t>
+      </w:r>
+      <w:r>
+        <w:rPr>
+          <w:rFonts w:ascii="Times New Roman" w:hAnsi="Times New Roman"/>
+          <w:sz w:val="24"/>
+        </w:rPr>
+        <w:t>нині,</w:t>
+      </w:r>
+      <w:r>
+        <w:rPr>
+          <w:rFonts w:ascii="Times New Roman" w:hAnsi="Times New Roman"/>
+          <w:sz w:val="24"/>
+        </w:rPr>
+        <w:t xml:space="preserve"> </w:t>
+      </w:r>
+      <w:r>
+        <w:rPr>
+          <w:rFonts w:ascii="Times New Roman" w:hAnsi="Times New Roman"/>
+          <w:sz w:val="24"/>
+        </w:rPr>
+        <w:t>і</w:t>
+      </w:r>
+      <w:r>
+        <w:rPr>
+          <w:rFonts w:ascii="Times New Roman" w:hAnsi="Times New Roman"/>
+          <w:sz w:val="24"/>
+        </w:rPr>
+        <w:t xml:space="preserve"> </w:t>
+      </w:r>
+      <w:r>
+        <w:rPr>
+          <w:rFonts w:ascii="Times New Roman" w:hAnsi="Times New Roman"/>
+          <w:sz w:val="24"/>
+        </w:rPr>
+        <w:t>повсякчас,</w:t>
+      </w:r>
+      <w:r>
+        <w:rPr>
+          <w:rFonts w:ascii="Times New Roman" w:hAnsi="Times New Roman"/>
+          <w:sz w:val="24"/>
+        </w:rPr>
+        <w:t xml:space="preserve"> </w:t>
+      </w:r>
+      <w:r>
+        <w:rPr>
+          <w:rFonts w:ascii="Times New Roman" w:hAnsi="Times New Roman"/>
+          <w:sz w:val="24"/>
+        </w:rPr>
+        <w:t>і</w:t>
+      </w:r>
+      <w:r>
+        <w:rPr>
+          <w:rFonts w:ascii="Times New Roman" w:hAnsi="Times New Roman"/>
+          <w:sz w:val="24"/>
+        </w:rPr>
+        <w:t xml:space="preserve"> </w:t>
+      </w:r>
+      <w:r>
+        <w:rPr>
+          <w:rFonts w:ascii="Times New Roman" w:hAnsi="Times New Roman"/>
+          <w:sz w:val="24"/>
+        </w:rPr>
+        <w:t>на</w:t>
+      </w:r>
+      <w:r>
+        <w:rPr>
+          <w:rFonts w:ascii="Times New Roman" w:hAnsi="Times New Roman"/>
+          <w:sz w:val="24"/>
+        </w:rPr>
+        <w:t xml:space="preserve"> </w:t>
+      </w:r>
+      <w:r>
+        <w:rPr>
+          <w:rFonts w:ascii="Times New Roman" w:hAnsi="Times New Roman"/>
+          <w:sz w:val="24"/>
+        </w:rPr>
+        <w:t>віки</w:t>
+      </w:r>
+      <w:r>
+        <w:rPr>
+          <w:rFonts w:ascii="Times New Roman" w:hAnsi="Times New Roman"/>
+          <w:sz w:val="24"/>
+        </w:rPr>
+        <w:t xml:space="preserve"> </w:t>
+      </w:r>
+      <w:r>
+        <w:rPr>
+          <w:rFonts w:ascii="Times New Roman" w:hAnsi="Times New Roman"/>
+          <w:sz w:val="24"/>
+        </w:rPr>
+        <w:t>віків.</w:t>
       </w:r>
     </w:p>
     <w:p>
@@ -11816,7 +12796,7 @@
           <w:color w:val="000000"/>
           <w:sz w:val="24"/>
         </w:rPr>
-        <w:t xml:space="preserve">Тих, що дійшли до кінця життя, Чоловіколюбче, схвильованих напастями і бідами </w:t>
+        <w:t xml:space="preserve">Тих, що дійшли до кінця життя, Людинолюбче, схвильованих напастями і бідами </w:t>
       </w:r>
       <w:r>
         <w:rPr>
@@ -12024,22 +13004,830 @@
     </w:p>
     <w:p>
       <w:pPr>
-        <w:pStyle w:val="a"/>
-        <w:spacing w:after="120"/>
-      </w:pPr>
-      <w:r>
-        <w:rPr>
-          <w:rFonts w:ascii="Times New Roman" w:hAnsi="Times New Roman"/>
-          <w:color w:val="000000"/>
-          <w:sz w:val="24"/>
-        </w:rPr>
-        <w:t>Ще і ще в мирі Господеві помолімся.</w:t>
-      </w:r>
-    </w:p>
-    <w:p>
-      <w:pPr>
-        <w:pStyle w:val="a"/>
-        <w:spacing w:after="120"/>
+        <w:spacing w:after="120"/>
+      </w:pPr>
+      <w:r>
+        <w:rPr>
+          <w:rFonts w:ascii="Times New Roman" w:hAnsi="Times New Roman"/>
+          <w:color w:val="000000"/>
+          <w:sz w:val="24"/>
+        </w:rPr>
+        <w:t>Ще</w:t>
+      </w:r>
+      <w:r>
+        <w:rPr>
+          <w:rFonts w:ascii="Times New Roman" w:hAnsi="Times New Roman"/>
+          <w:color w:val="000000"/>
+          <w:sz w:val="24"/>
+        </w:rPr>
+        <w:t xml:space="preserve"> </w:t>
+      </w:r>
+      <w:r>
+        <w:rPr>
+          <w:rFonts w:ascii="Times New Roman" w:hAnsi="Times New Roman"/>
+          <w:color w:val="000000"/>
+          <w:sz w:val="24"/>
+        </w:rPr>
+        <w:t>і</w:t>
+      </w:r>
+      <w:r>
+        <w:rPr>
+          <w:rFonts w:ascii="Times New Roman" w:hAnsi="Times New Roman"/>
+          <w:color w:val="000000"/>
+          <w:sz w:val="24"/>
+        </w:rPr>
+        <w:t xml:space="preserve"> </w:t>
+      </w:r>
+      <w:r>
+        <w:rPr>
+          <w:rFonts w:ascii="Times New Roman" w:hAnsi="Times New Roman"/>
+          <w:color w:val="000000"/>
+          <w:sz w:val="24"/>
+        </w:rPr>
+        <w:t>ще</w:t>
+      </w:r>
+      <w:r>
+        <w:rPr>
+          <w:rFonts w:ascii="Times New Roman" w:hAnsi="Times New Roman"/>
+          <w:color w:val="000000"/>
+          <w:sz w:val="24"/>
+        </w:rPr>
+        <w:t xml:space="preserve"> </w:t>
+      </w:r>
+      <w:r>
+        <w:rPr>
+          <w:rFonts w:ascii="Times New Roman" w:hAnsi="Times New Roman"/>
+          <w:color w:val="000000"/>
+          <w:sz w:val="24"/>
+        </w:rPr>
+        <w:t>в</w:t>
+      </w:r>
+      <w:r>
+        <w:rPr>
+          <w:rFonts w:ascii="Times New Roman" w:hAnsi="Times New Roman"/>
+          <w:color w:val="000000"/>
+          <w:sz w:val="24"/>
+        </w:rPr>
+        <w:t xml:space="preserve"> </w:t>
+      </w:r>
+      <w:r>
+        <w:rPr>
+          <w:rFonts w:ascii="Times New Roman" w:hAnsi="Times New Roman"/>
+          <w:color w:val="000000"/>
+          <w:sz w:val="24"/>
+        </w:rPr>
+        <w:t>мирі</w:t>
+      </w:r>
+      <w:r>
+        <w:rPr>
+          <w:rFonts w:ascii="Times New Roman" w:hAnsi="Times New Roman"/>
+          <w:color w:val="000000"/>
+          <w:sz w:val="24"/>
+        </w:rPr>
+        <w:t xml:space="preserve"> </w:t>
+      </w:r>
+      <w:r>
+        <w:rPr>
+          <w:rFonts w:ascii="Times New Roman" w:hAnsi="Times New Roman"/>
+          <w:color w:val="000000"/>
+          <w:sz w:val="24"/>
+        </w:rPr>
+        <w:t>Господеві</w:t>
+      </w:r>
+      <w:r>
+        <w:rPr>
+          <w:rFonts w:ascii="Times New Roman" w:hAnsi="Times New Roman"/>
+          <w:color w:val="000000"/>
+          <w:sz w:val="24"/>
+        </w:rPr>
+        <w:t xml:space="preserve"> </w:t>
+      </w:r>
+      <w:r>
+        <w:rPr>
+          <w:rFonts w:ascii="Times New Roman" w:hAnsi="Times New Roman"/>
+          <w:color w:val="000000"/>
+          <w:sz w:val="24"/>
+        </w:rPr>
+        <w:t>помолімся.</w:t>
+      </w:r>
+    </w:p>
+    <w:p>
+      <w:pPr>
+        <w:spacing w:after="120"/>
+      </w:pPr>
+      <w:r>
+        <w:rPr>
+          <w:rFonts w:ascii="Times New Roman" w:hAnsi="Times New Roman"/>
+          <w:i/>
+          <w:color w:val="FF4400"/>
+          <w:sz w:val="24"/>
+        </w:rPr>
+        <w:t>Вірні:</w:t>
+      </w:r>
+      <w:r>
+        <w:rPr>
+          <w:rFonts w:ascii="Times New Roman" w:hAnsi="Times New Roman"/>
+          <w:color w:val="000000"/>
+          <w:sz w:val="24"/>
+        </w:rPr>
+        <w:t xml:space="preserve"> </w:t>
+      </w:r>
+      <w:r>
+        <w:rPr>
+          <w:rFonts w:ascii="Times New Roman" w:hAnsi="Times New Roman"/>
+          <w:color w:val="000000"/>
+          <w:sz w:val="24"/>
+        </w:rPr>
+        <w:t>Го́споди,</w:t>
+      </w:r>
+      <w:r>
+        <w:rPr>
+          <w:rFonts w:ascii="Times New Roman" w:hAnsi="Times New Roman"/>
+          <w:color w:val="000000"/>
+          <w:sz w:val="24"/>
+        </w:rPr>
+        <w:t xml:space="preserve"> </w:t>
+      </w:r>
+      <w:r>
+        <w:rPr>
+          <w:rFonts w:ascii="Times New Roman" w:hAnsi="Times New Roman"/>
+          <w:color w:val="000000"/>
+          <w:sz w:val="24"/>
+        </w:rPr>
+        <w:t>поми́луй.</w:t>
+      </w:r>
+    </w:p>
+    <w:p>
+      <w:pPr>
+        <w:spacing w:after="120"/>
+      </w:pPr>
+      <w:r>
+        <w:rPr>
+          <w:rFonts w:ascii="Times New Roman" w:hAnsi="Times New Roman"/>
+          <w:sz w:val="24"/>
+        </w:rPr>
+        <w:t>Заступи,</w:t>
+      </w:r>
+      <w:r>
+        <w:rPr>
+          <w:rFonts w:ascii="Times New Roman" w:hAnsi="Times New Roman"/>
+          <w:sz w:val="24"/>
+        </w:rPr>
+        <w:t xml:space="preserve"> </w:t>
+      </w:r>
+      <w:r>
+        <w:rPr>
+          <w:rFonts w:ascii="Times New Roman" w:hAnsi="Times New Roman"/>
+          <w:sz w:val="24"/>
+        </w:rPr>
+        <w:t>спаси,</w:t>
+      </w:r>
+      <w:r>
+        <w:rPr>
+          <w:rFonts w:ascii="Times New Roman" w:hAnsi="Times New Roman"/>
+          <w:sz w:val="24"/>
+        </w:rPr>
+        <w:t xml:space="preserve"> </w:t>
+      </w:r>
+      <w:r>
+        <w:rPr>
+          <w:rFonts w:ascii="Times New Roman" w:hAnsi="Times New Roman"/>
+          <w:sz w:val="24"/>
+        </w:rPr>
+        <w:t>помилуй</w:t>
+      </w:r>
+      <w:r>
+        <w:rPr>
+          <w:rFonts w:ascii="Times New Roman" w:hAnsi="Times New Roman"/>
+          <w:sz w:val="24"/>
+        </w:rPr>
+        <w:t xml:space="preserve"> </w:t>
+      </w:r>
+      <w:r>
+        <w:rPr>
+          <w:rFonts w:ascii="Times New Roman" w:hAnsi="Times New Roman"/>
+          <w:sz w:val="24"/>
+        </w:rPr>
+        <w:t>і</w:t>
+      </w:r>
+      <w:r>
+        <w:rPr>
+          <w:rFonts w:ascii="Times New Roman" w:hAnsi="Times New Roman"/>
+          <w:sz w:val="24"/>
+        </w:rPr>
+        <w:t xml:space="preserve"> </w:t>
+      </w:r>
+      <w:r>
+        <w:rPr>
+          <w:rFonts w:ascii="Times New Roman" w:hAnsi="Times New Roman"/>
+          <w:sz w:val="24"/>
+        </w:rPr>
+        <w:t>охорони</w:t>
+      </w:r>
+      <w:r>
+        <w:rPr>
+          <w:rFonts w:ascii="Times New Roman" w:hAnsi="Times New Roman"/>
+          <w:sz w:val="24"/>
+        </w:rPr>
+        <w:t xml:space="preserve"> </w:t>
+      </w:r>
+      <w:r>
+        <w:rPr>
+          <w:rFonts w:ascii="Times New Roman" w:hAnsi="Times New Roman"/>
+          <w:sz w:val="24"/>
+        </w:rPr>
+        <w:t>нас,</w:t>
+      </w:r>
+      <w:r>
+        <w:rPr>
+          <w:rFonts w:ascii="Times New Roman" w:hAnsi="Times New Roman"/>
+          <w:sz w:val="24"/>
+        </w:rPr>
+        <w:t xml:space="preserve"> </w:t>
+      </w:r>
+      <w:r>
+        <w:rPr>
+          <w:rFonts w:ascii="Times New Roman" w:hAnsi="Times New Roman"/>
+          <w:sz w:val="24"/>
+        </w:rPr>
+        <w:t>Боже,</w:t>
+      </w:r>
+      <w:r>
+        <w:rPr>
+          <w:rFonts w:ascii="Times New Roman" w:hAnsi="Times New Roman"/>
+          <w:sz w:val="24"/>
+        </w:rPr>
+        <w:t xml:space="preserve"> </w:t>
+      </w:r>
+      <w:r>
+        <w:rPr>
+          <w:rFonts w:ascii="Times New Roman" w:hAnsi="Times New Roman"/>
+          <w:sz w:val="24"/>
+        </w:rPr>
+        <w:t>Твоєю</w:t>
+      </w:r>
+      <w:r>
+        <w:rPr>
+          <w:rFonts w:ascii="Times New Roman" w:hAnsi="Times New Roman"/>
+          <w:sz w:val="24"/>
+        </w:rPr>
+        <w:t xml:space="preserve"> </w:t>
+      </w:r>
+      <w:r>
+        <w:rPr>
+          <w:rFonts w:ascii="Times New Roman" w:hAnsi="Times New Roman"/>
+          <w:sz w:val="24"/>
+        </w:rPr>
+        <w:t>благодаттю</w:t>
+      </w:r>
+    </w:p>
+    <w:p>
+      <w:pPr>
+        <w:spacing w:after="120"/>
+      </w:pPr>
+      <w:r>
+        <w:rPr>
+          <w:rFonts w:ascii="Times New Roman" w:hAnsi="Times New Roman"/>
+          <w:i/>
+          <w:color w:val="FF4400"/>
+          <w:sz w:val="24"/>
+        </w:rPr>
+        <w:t>Вірні:</w:t>
+      </w:r>
+      <w:r>
+        <w:rPr>
+          <w:rFonts w:ascii="Times New Roman" w:hAnsi="Times New Roman"/>
+          <w:color w:val="000000"/>
+          <w:sz w:val="24"/>
+        </w:rPr>
+        <w:t xml:space="preserve"> </w:t>
+      </w:r>
+      <w:r>
+        <w:rPr>
+          <w:rFonts w:ascii="Times New Roman" w:hAnsi="Times New Roman"/>
+          <w:color w:val="000000"/>
+          <w:sz w:val="24"/>
+        </w:rPr>
+        <w:t>Го́споди,</w:t>
+      </w:r>
+      <w:r>
+        <w:rPr>
+          <w:rFonts w:ascii="Times New Roman" w:hAnsi="Times New Roman"/>
+          <w:color w:val="000000"/>
+          <w:sz w:val="24"/>
+        </w:rPr>
+        <w:t xml:space="preserve"> </w:t>
+      </w:r>
+      <w:r>
+        <w:rPr>
+          <w:rFonts w:ascii="Times New Roman" w:hAnsi="Times New Roman"/>
+          <w:color w:val="000000"/>
+          <w:sz w:val="24"/>
+        </w:rPr>
+        <w:t>поми́луй.</w:t>
+      </w:r>
+    </w:p>
+    <w:p>
+      <w:pPr>
+        <w:spacing w:after="120"/>
+      </w:pPr>
+      <w:r>
+        <w:rPr>
+          <w:rFonts w:ascii="Times New Roman" w:hAnsi="Times New Roman"/>
+          <w:color w:val="000000"/>
+          <w:sz w:val="24"/>
+        </w:rPr>
+        <w:t>Пресвяту,</w:t>
+      </w:r>
+      <w:r>
+        <w:rPr>
+          <w:rFonts w:ascii="Times New Roman" w:hAnsi="Times New Roman"/>
+          <w:color w:val="000000"/>
+          <w:sz w:val="24"/>
+        </w:rPr>
+        <w:t xml:space="preserve"> </w:t>
+      </w:r>
+      <w:r>
+        <w:rPr>
+          <w:rFonts w:ascii="Times New Roman" w:hAnsi="Times New Roman"/>
+          <w:color w:val="000000"/>
+          <w:sz w:val="24"/>
+        </w:rPr>
+        <w:t>пречисту,</w:t>
+      </w:r>
+      <w:r>
+        <w:rPr>
+          <w:rFonts w:ascii="Times New Roman" w:hAnsi="Times New Roman"/>
+          <w:color w:val="000000"/>
+          <w:sz w:val="24"/>
+        </w:rPr>
+        <w:t xml:space="preserve"> </w:t>
+      </w:r>
+      <w:r>
+        <w:rPr>
+          <w:rFonts w:ascii="Times New Roman" w:hAnsi="Times New Roman"/>
+          <w:color w:val="000000"/>
+          <w:sz w:val="24"/>
+        </w:rPr>
+        <w:t>преблагословенну,</w:t>
+      </w:r>
+      <w:r>
+        <w:rPr>
+          <w:rFonts w:ascii="Times New Roman" w:hAnsi="Times New Roman"/>
+          <w:color w:val="000000"/>
+          <w:sz w:val="24"/>
+        </w:rPr>
+        <w:t xml:space="preserve"> </w:t>
+      </w:r>
+      <w:r>
+        <w:rPr>
+          <w:rFonts w:ascii="Times New Roman" w:hAnsi="Times New Roman"/>
+          <w:color w:val="000000"/>
+          <w:sz w:val="24"/>
+        </w:rPr>
+        <w:t>славну</w:t>
+      </w:r>
+      <w:r>
+        <w:rPr>
+          <w:rFonts w:ascii="Times New Roman" w:hAnsi="Times New Roman"/>
+          <w:color w:val="000000"/>
+          <w:sz w:val="24"/>
+        </w:rPr>
+        <w:t xml:space="preserve"> </w:t>
+      </w:r>
+      <w:r>
+        <w:rPr>
+          <w:rFonts w:ascii="Times New Roman" w:hAnsi="Times New Roman"/>
+          <w:color w:val="000000"/>
+          <w:sz w:val="24"/>
+        </w:rPr>
+        <w:t>Владичицю</w:t>
+      </w:r>
+      <w:r>
+        <w:rPr>
+          <w:rFonts w:ascii="Times New Roman" w:hAnsi="Times New Roman"/>
+          <w:color w:val="000000"/>
+          <w:sz w:val="24"/>
+        </w:rPr>
+        <w:t xml:space="preserve"> </w:t>
+      </w:r>
+      <w:r>
+        <w:rPr>
+          <w:rFonts w:ascii="Times New Roman" w:hAnsi="Times New Roman"/>
+          <w:color w:val="000000"/>
+          <w:sz w:val="24"/>
+        </w:rPr>
+        <w:t>нашу</w:t>
+      </w:r>
+      <w:r>
+        <w:rPr>
+          <w:rFonts w:ascii="Times New Roman" w:hAnsi="Times New Roman"/>
+          <w:color w:val="000000"/>
+          <w:sz w:val="24"/>
+        </w:rPr>
+        <w:t xml:space="preserve"> </w:t>
+      </w:r>
+      <w:r>
+        <w:rPr>
+          <w:rFonts w:ascii="Times New Roman" w:hAnsi="Times New Roman"/>
+          <w:color w:val="000000"/>
+          <w:sz w:val="24"/>
+        </w:rPr>
+        <w:t>Богородицю</w:t>
+      </w:r>
+      <w:r>
+        <w:rPr>
+          <w:rFonts w:ascii="Times New Roman" w:hAnsi="Times New Roman"/>
+          <w:color w:val="000000"/>
+          <w:sz w:val="24"/>
+        </w:rPr>
+        <w:t xml:space="preserve"> </w:t>
+      </w:r>
+      <w:r>
+        <w:rPr>
+          <w:rFonts w:ascii="Times New Roman" w:hAnsi="Times New Roman"/>
+          <w:color w:val="000000"/>
+          <w:sz w:val="24"/>
+        </w:rPr>
+        <w:t>і</w:t>
+      </w:r>
+      <w:r>
+        <w:rPr>
+          <w:rFonts w:ascii="Times New Roman" w:hAnsi="Times New Roman"/>
+          <w:color w:val="000000"/>
+          <w:sz w:val="24"/>
+        </w:rPr>
+        <w:t xml:space="preserve"> </w:t>
+      </w:r>
+      <w:r>
+        <w:rPr>
+          <w:rFonts w:ascii="Times New Roman" w:hAnsi="Times New Roman"/>
+          <w:color w:val="000000"/>
+          <w:sz w:val="24"/>
+        </w:rPr>
+        <w:t>приснодіву</w:t>
+      </w:r>
+      <w:r>
+        <w:rPr>
+          <w:rFonts w:ascii="Times New Roman" w:hAnsi="Times New Roman"/>
+          <w:color w:val="000000"/>
+          <w:sz w:val="24"/>
+        </w:rPr>
+        <w:t xml:space="preserve"> </w:t>
+      </w:r>
+      <w:r>
+        <w:rPr>
+          <w:rFonts w:ascii="Times New Roman" w:hAnsi="Times New Roman"/>
+          <w:color w:val="000000"/>
+          <w:sz w:val="24"/>
+        </w:rPr>
+        <w:t>Марію,</w:t>
+      </w:r>
+      <w:r>
+        <w:rPr>
+          <w:rFonts w:ascii="Times New Roman" w:hAnsi="Times New Roman"/>
+          <w:color w:val="000000"/>
+          <w:sz w:val="24"/>
+        </w:rPr>
+        <w:t xml:space="preserve"> </w:t>
+      </w:r>
+      <w:r>
+        <w:rPr>
+          <w:rFonts w:ascii="Times New Roman" w:hAnsi="Times New Roman"/>
+          <w:color w:val="000000"/>
+          <w:sz w:val="24"/>
+        </w:rPr>
+        <w:t>з</w:t>
+      </w:r>
+      <w:r>
+        <w:rPr>
+          <w:rFonts w:ascii="Times New Roman" w:hAnsi="Times New Roman"/>
+          <w:color w:val="000000"/>
+          <w:sz w:val="24"/>
+        </w:rPr>
+        <w:t xml:space="preserve"> </w:t>
+      </w:r>
+      <w:r>
+        <w:rPr>
+          <w:rFonts w:ascii="Times New Roman" w:hAnsi="Times New Roman"/>
+          <w:color w:val="000000"/>
+          <w:sz w:val="24"/>
+        </w:rPr>
+        <w:t>усіма</w:t>
+      </w:r>
+      <w:r>
+        <w:rPr>
+          <w:rFonts w:ascii="Times New Roman" w:hAnsi="Times New Roman"/>
+          <w:color w:val="000000"/>
+          <w:sz w:val="24"/>
+        </w:rPr>
+        <w:t xml:space="preserve"> </w:t>
+      </w:r>
+      <w:r>
+        <w:rPr>
+          <w:rFonts w:ascii="Times New Roman" w:hAnsi="Times New Roman"/>
+          <w:color w:val="000000"/>
+          <w:sz w:val="24"/>
+        </w:rPr>
+        <w:t>святими</w:t>
+      </w:r>
+      <w:r>
+        <w:rPr>
+          <w:rFonts w:ascii="Times New Roman" w:hAnsi="Times New Roman"/>
+          <w:color w:val="000000"/>
+          <w:sz w:val="24"/>
+        </w:rPr>
+        <w:t xml:space="preserve"> </w:t>
+      </w:r>
+      <w:r>
+        <w:rPr>
+          <w:rFonts w:ascii="Times New Roman" w:hAnsi="Times New Roman"/>
+          <w:color w:val="000000"/>
+          <w:sz w:val="24"/>
+        </w:rPr>
+        <w:t>пом’янувши,</w:t>
+      </w:r>
+      <w:r>
+        <w:rPr>
+          <w:rFonts w:ascii="Times New Roman" w:hAnsi="Times New Roman"/>
+          <w:color w:val="000000"/>
+          <w:sz w:val="24"/>
+        </w:rPr>
+        <w:t xml:space="preserve"> </w:t>
+      </w:r>
+      <w:r>
+        <w:rPr>
+          <w:rFonts w:ascii="Times New Roman" w:hAnsi="Times New Roman"/>
+          <w:color w:val="000000"/>
+          <w:sz w:val="24"/>
+        </w:rPr>
+        <w:t>самих</w:t>
+      </w:r>
+      <w:r>
+        <w:rPr>
+          <w:rFonts w:ascii="Times New Roman" w:hAnsi="Times New Roman"/>
+          <w:color w:val="000000"/>
+          <w:sz w:val="24"/>
+        </w:rPr>
+        <w:t xml:space="preserve"> </w:t>
+      </w:r>
+      <w:r>
+        <w:rPr>
+          <w:rFonts w:ascii="Times New Roman" w:hAnsi="Times New Roman"/>
+          <w:color w:val="000000"/>
+          <w:sz w:val="24"/>
+        </w:rPr>
+        <w:t>себе,</w:t>
+      </w:r>
+      <w:r>
+        <w:rPr>
+          <w:rFonts w:ascii="Times New Roman" w:hAnsi="Times New Roman"/>
+          <w:color w:val="000000"/>
+          <w:sz w:val="24"/>
+        </w:rPr>
+        <w:t xml:space="preserve"> </w:t>
+      </w:r>
+      <w:r>
+        <w:rPr>
+          <w:rFonts w:ascii="Times New Roman" w:hAnsi="Times New Roman"/>
+          <w:color w:val="000000"/>
+          <w:sz w:val="24"/>
+        </w:rPr>
+        <w:t>і</w:t>
+      </w:r>
+      <w:r>
+        <w:rPr>
+          <w:rFonts w:ascii="Times New Roman" w:hAnsi="Times New Roman"/>
+          <w:color w:val="000000"/>
+          <w:sz w:val="24"/>
+        </w:rPr>
+        <w:t xml:space="preserve"> </w:t>
+      </w:r>
+      <w:r>
+        <w:rPr>
+          <w:rFonts w:ascii="Times New Roman" w:hAnsi="Times New Roman"/>
+          <w:color w:val="000000"/>
+          <w:sz w:val="24"/>
+        </w:rPr>
+        <w:t>один</w:t>
+      </w:r>
+      <w:r>
+        <w:rPr>
+          <w:rFonts w:ascii="Times New Roman" w:hAnsi="Times New Roman"/>
+          <w:color w:val="000000"/>
+          <w:sz w:val="24"/>
+        </w:rPr>
+        <w:t xml:space="preserve"> </w:t>
+      </w:r>
+      <w:r>
+        <w:rPr>
+          <w:rFonts w:ascii="Times New Roman" w:hAnsi="Times New Roman"/>
+          <w:color w:val="000000"/>
+          <w:sz w:val="24"/>
+        </w:rPr>
+        <w:t>одного,</w:t>
+      </w:r>
+      <w:r>
+        <w:rPr>
+          <w:rFonts w:ascii="Times New Roman" w:hAnsi="Times New Roman"/>
+          <w:color w:val="000000"/>
+          <w:sz w:val="24"/>
+        </w:rPr>
+        <w:t xml:space="preserve"> </w:t>
+      </w:r>
+      <w:r>
+        <w:rPr>
+          <w:rFonts w:ascii="Times New Roman" w:hAnsi="Times New Roman"/>
+          <w:color w:val="000000"/>
+          <w:sz w:val="24"/>
+        </w:rPr>
+        <w:t>і</w:t>
+      </w:r>
+      <w:r>
+        <w:rPr>
+          <w:rFonts w:ascii="Times New Roman" w:hAnsi="Times New Roman"/>
+          <w:color w:val="000000"/>
+          <w:sz w:val="24"/>
+        </w:rPr>
+        <w:t xml:space="preserve"> </w:t>
+      </w:r>
+      <w:r>
+        <w:rPr>
+          <w:rFonts w:ascii="Times New Roman" w:hAnsi="Times New Roman"/>
+          <w:color w:val="000000"/>
+          <w:sz w:val="24"/>
+        </w:rPr>
+        <w:t>все</w:t>
+      </w:r>
+      <w:r>
+        <w:rPr>
+          <w:rFonts w:ascii="Times New Roman" w:hAnsi="Times New Roman"/>
+          <w:color w:val="000000"/>
+          <w:sz w:val="24"/>
+        </w:rPr>
+        <w:t xml:space="preserve"> </w:t>
+      </w:r>
+      <w:r>
+        <w:rPr>
+          <w:rFonts w:ascii="Times New Roman" w:hAnsi="Times New Roman"/>
+          <w:color w:val="000000"/>
+          <w:sz w:val="24"/>
+        </w:rPr>
+        <w:t>життя</w:t>
+      </w:r>
+      <w:r>
+        <w:rPr>
+          <w:rFonts w:ascii="Times New Roman" w:hAnsi="Times New Roman"/>
+          <w:color w:val="000000"/>
+          <w:sz w:val="24"/>
+        </w:rPr>
+        <w:t xml:space="preserve"> </w:t>
+      </w:r>
+      <w:r>
+        <w:rPr>
+          <w:rFonts w:ascii="Times New Roman" w:hAnsi="Times New Roman"/>
+          <w:color w:val="000000"/>
+          <w:sz w:val="24"/>
+        </w:rPr>
+        <w:t>наше</w:t>
+      </w:r>
+      <w:r>
+        <w:rPr>
+          <w:rFonts w:ascii="Times New Roman" w:hAnsi="Times New Roman"/>
+          <w:color w:val="000000"/>
+          <w:sz w:val="24"/>
+        </w:rPr>
+        <w:t xml:space="preserve"> </w:t>
+      </w:r>
+      <w:r>
+        <w:rPr>
+          <w:rFonts w:ascii="Times New Roman" w:hAnsi="Times New Roman"/>
+          <w:color w:val="000000"/>
+          <w:sz w:val="24"/>
+        </w:rPr>
+        <w:t>Христу</w:t>
+      </w:r>
+      <w:r>
+        <w:rPr>
+          <w:rFonts w:ascii="Times New Roman" w:hAnsi="Times New Roman"/>
+          <w:color w:val="000000"/>
+          <w:sz w:val="24"/>
+        </w:rPr>
+        <w:t xml:space="preserve"> </w:t>
+      </w:r>
+      <w:r>
+        <w:rPr>
+          <w:rFonts w:ascii="Times New Roman" w:hAnsi="Times New Roman"/>
+          <w:color w:val="000000"/>
+          <w:sz w:val="24"/>
+        </w:rPr>
+        <w:t>Богові</w:t>
+      </w:r>
+      <w:r>
+        <w:rPr>
+          <w:rFonts w:ascii="Times New Roman" w:hAnsi="Times New Roman"/>
+          <w:color w:val="000000"/>
+          <w:sz w:val="24"/>
+        </w:rPr>
+        <w:t xml:space="preserve"> </w:t>
+      </w:r>
+      <w:r>
+        <w:rPr>
+          <w:rFonts w:ascii="Times New Roman" w:hAnsi="Times New Roman"/>
+          <w:color w:val="000000"/>
+          <w:sz w:val="24"/>
+        </w:rPr>
+        <w:t>віддаймо.</w:t>
+      </w:r>
+    </w:p>
+    <w:p>
+      <w:pPr>
+        <w:spacing w:after="120"/>
+      </w:pPr>
+      <w:r>
+        <w:rPr>
+          <w:rFonts w:ascii="Times New Roman" w:hAnsi="Times New Roman"/>
+          <w:i/>
+          <w:color w:val="FF4400"/>
+          <w:sz w:val="24"/>
+        </w:rPr>
+        <w:t>Вірні:</w:t>
+      </w:r>
+      <w:r>
+        <w:rPr>
+          <w:rFonts w:ascii="Times New Roman" w:hAnsi="Times New Roman"/>
+          <w:color w:val="000000"/>
+          <w:sz w:val="24"/>
+        </w:rPr>
+        <w:t xml:space="preserve"> </w:t>
+      </w:r>
+      <w:r>
+        <w:rPr>
+          <w:rFonts w:ascii="Times New Roman" w:hAnsi="Times New Roman"/>
+          <w:color w:val="000000"/>
+          <w:sz w:val="24"/>
+        </w:rPr>
+        <w:t>Тобі́,</w:t>
+      </w:r>
+      <w:r>
+        <w:rPr>
+          <w:rFonts w:ascii="Times New Roman" w:hAnsi="Times New Roman"/>
+          <w:color w:val="000000"/>
+          <w:sz w:val="24"/>
+        </w:rPr>
+        <w:t xml:space="preserve"> </w:t>
+      </w:r>
+      <w:r>
+        <w:rPr>
+          <w:rFonts w:ascii="Times New Roman" w:hAnsi="Times New Roman"/>
+          <w:color w:val="000000"/>
+          <w:sz w:val="24"/>
+        </w:rPr>
+        <w:t>Го́споди.</w:t>
+      </w:r>
+    </w:p>
+    <w:p>
+      <w:pPr>
+        <w:spacing w:after="120"/>
+        <w:jc w:val="both"/>
+      </w:pPr>
+      <w:r>
+        <w:rPr>
+          <w:rFonts w:ascii="Times New Roman" w:hAnsi="Times New Roman"/>
+          <w:sz w:val="24"/>
+          <w:u w:val="single"/>
+        </w:rPr>
+        <w:t>[</w:t>
+      </w:r>
+      <w:r>
+        <w:rPr>
+          <w:rFonts w:ascii="Times New Roman" w:hAnsi="Times New Roman"/>
+          <w:sz w:val="24"/>
+          <w:u w:val="single"/>
+        </w:rPr>
+        <w:t xml:space="preserve">Благодаримо Тебе, Господи, Боже спасіння нашого, бо Ти все робиш для добра життя нашого, щоб ми завжди на Тебе споглядали, Спасителю й Доброчинцю душ наших. Бо Ти дав спокій нам у час минулої ночі й підвів нас, щоб ми поклонялися величному імені Твоєму. Тому молимо Тебе, Господи: Дай нам ласку й силу, щоб ми стали гідними співати </w:t>
+      </w:r>
+      <w:r>
+        <w:rPr>
+          <w:rFonts w:ascii="Times New Roman" w:hAnsi="Times New Roman"/>
+          <w:sz w:val="24"/>
+          <w:u w:val="single"/>
+        </w:rPr>
+        <w:t>Тобі розумно й молитися безупинно та в страсі і тремтінні над нашим спасінням працювали, при заступництві Христа Твого. Пом'яни, Господи, і тих, що вночі до Тебе кличуть. Вислухай їх і помилуй, і круши під ноги їх невидимих і войовничих ворогів</w:t>
+      </w:r>
+      <w:r>
+        <w:rPr>
+          <w:rFonts w:ascii="Times New Roman" w:hAnsi="Times New Roman"/>
+          <w:sz w:val="24"/>
+          <w:u w:val="single"/>
+        </w:rPr>
+        <w:t>.]</w:t>
+      </w:r>
+    </w:p>
+    <w:p>
+      <w:pPr>
+        <w:spacing w:after="120"/>
+        <w:jc w:val="both"/>
       </w:pPr>
       <w:r>
         <w:rPr>
@@ -12048,36 +13836,8 @@
           <w:color w:val="FF0000"/>
           <w:sz w:val="24"/>
         </w:rPr>
-        <w:t>Вірні:</w:t>
-      </w:r>
-      <w:r>
-        <w:rPr>
-          <w:rFonts w:ascii="Times New Roman" w:hAnsi="Times New Roman"/>
-          <w:color w:val="000000"/>
-          <w:sz w:val="24"/>
-        </w:rPr>
-        <w:t xml:space="preserve"> Господи, помилуй.</w:t>
-      </w:r>
-    </w:p>
-    <w:p>
-      <w:pPr>
-        <w:pStyle w:val="a"/>
-        <w:spacing w:after="120"/>
-      </w:pPr>
-      <w:r>
-        <w:rPr>
-          <w:rFonts w:ascii="Times New Roman" w:hAnsi="Times New Roman"/>
-          <w:color w:val="000000"/>
-          <w:sz w:val="24"/>
-        </w:rPr>
-        <w:t>Заступи, спаси, помилуй і охорони нас, Боже, твоєю благодаттю.</w:t>
-      </w:r>
-    </w:p>
-    <w:p>
-      <w:pPr>
-        <w:pStyle w:val="a"/>
-        <w:spacing w:after="120"/>
-      </w:pPr>
+        <w:t>Священник:</w:t>
+      </w:r>
       <w:r>
         <w:rPr>
           <w:rFonts w:ascii="Times New Roman" w:hAnsi="Times New Roman"/>
@@ -12085,105 +13845,408 @@
           <w:color w:val="FF0000"/>
           <w:sz w:val="24"/>
         </w:rPr>
-        <w:t>Вірні:</w:t>
-      </w:r>
-      <w:r>
-        <w:rPr>
-          <w:rFonts w:ascii="Times New Roman" w:hAnsi="Times New Roman"/>
-          <w:color w:val="000000"/>
-          <w:sz w:val="24"/>
-        </w:rPr>
-        <w:t xml:space="preserve"> Господи, помилуй.</w:t>
-      </w:r>
-    </w:p>
-    <w:p>
-      <w:pPr>
-        <w:pStyle w:val="a"/>
-        <w:spacing w:after="120"/>
-      </w:pPr>
-      <w:r>
-        <w:rPr>
-          <w:rFonts w:ascii="Times New Roman" w:hAnsi="Times New Roman"/>
-          <w:color w:val="000000"/>
-          <w:sz w:val="24"/>
-        </w:rPr>
-        <w:t>Пресвяту, пречисту, преблагословенну, славну Владичицю нашу Богородицю і приснодіву Марію, з усіма святими пом'янувши, самі себе, і один одного, і все життя наше Христу Богові віддаймо.</w:t>
-      </w:r>
-    </w:p>
-    <w:p>
-      <w:pPr>
-        <w:pStyle w:val="a"/>
-        <w:spacing w:after="120"/>
-      </w:pPr>
-      <w:r>
-        <w:rPr>
-          <w:rFonts w:ascii="Times New Roman" w:hAnsi="Times New Roman"/>
-          <w:i/>
-          <w:color w:val="FF0000"/>
-          <w:sz w:val="24"/>
-        </w:rPr>
-        <w:t>Вірні:</w:t>
-      </w:r>
-      <w:r>
-        <w:rPr>
-          <w:rFonts w:ascii="Times New Roman" w:hAnsi="Times New Roman"/>
-          <w:color w:val="000000"/>
-          <w:sz w:val="24"/>
-        </w:rPr>
-        <w:t xml:space="preserve"> Тобі, Господи.</w:t>
-      </w:r>
-    </w:p>
-    <w:p>
-      <w:pPr>
-        <w:pStyle w:val="a"/>
-        <w:spacing w:after="120"/>
-      </w:pPr>
-      <w:r>
-        <w:rPr>
-          <w:rFonts w:ascii="Times New Roman" w:hAnsi="Times New Roman"/>
-          <w:sz w:val="24"/>
-          <w:u w:val="single"/>
-        </w:rPr>
-        <w:t>[Дякуємо тобі, Господи, Боже спасіння нашого, бо ти все робиш для добра життя нашого, щоб ми завжди на тебе споглядали, Спасителю й Доброчинцю душ наших. Бо ти дав спокій нам у час минулої ночі й підвів нас, щоб ми поклонялися величному імені твоєму. Тому молимо тебе, Господи: Дай нам ласку й силу, щоб ми стали гідними співати тобі розумно й молитися безупинно та в страсі і тремтінні над нашим спасінням працювали, при заступництві Христа твого. Пом'яни, Господи, і тих, що вночі до тебе кличуть. Вислухай їх і помилуй, і круши під ноги їх невидимих і войовничих ворогів.]</w:t>
-      </w:r>
-    </w:p>
-    <w:p>
-      <w:pPr>
-        <w:pStyle w:val="a"/>
-        <w:spacing w:after="120"/>
-      </w:pPr>
-      <w:r>
-        <w:rPr>
-          <w:rFonts w:ascii="Times New Roman" w:hAnsi="Times New Roman"/>
-          <w:i/>
-          <w:color w:val="FF0000"/>
-          <w:sz w:val="24"/>
-        </w:rPr>
-        <w:t>Священик:</w:t>
-      </w:r>
-      <w:r>
-        <w:rPr>
-          <w:rFonts w:ascii="Times New Roman" w:hAnsi="Times New Roman"/>
-          <w:i/>
-          <w:color w:val="FF0000"/>
-          <w:sz w:val="24"/>
-        </w:rPr>
-        <w:t xml:space="preserve"> </w:t>
-      </w:r>
-      <w:r>
-        <w:rPr>
-          <w:rFonts w:ascii="Times New Roman" w:hAnsi="Times New Roman"/>
-          <w:color w:val="000000"/>
-          <w:sz w:val="24"/>
-        </w:rPr>
-        <w:t>Бо Ти цар миру і Спас душ наших і Тобі славу возсилаємо: Отцю, і Сину, і Святому Духові</w:t>
-      </w:r>
-      <w:r>
-        <w:rPr>
-          <w:rFonts w:ascii="Times New Roman" w:hAnsi="Times New Roman"/>
-          <w:sz w:val="24"/>
-        </w:rPr>
-        <w:t>, нині і повсякчас, і на віки віків.</w:t>
+        <w:t xml:space="preserve"> </w:t>
+      </w:r>
+      <w:r>
+        <w:rPr>
+          <w:rFonts w:ascii="Times New Roman" w:hAnsi="Times New Roman"/>
+          <w:color w:val="000000"/>
+          <w:sz w:val="24"/>
+        </w:rPr>
+        <w:t>Бо</w:t>
+      </w:r>
+      <w:r>
+        <w:rPr>
+          <w:rFonts w:ascii="Times New Roman" w:hAnsi="Times New Roman"/>
+          <w:color w:val="000000"/>
+          <w:sz w:val="24"/>
+        </w:rPr>
+        <w:t xml:space="preserve"> </w:t>
+      </w:r>
+      <w:r>
+        <w:rPr>
+          <w:rFonts w:ascii="Times New Roman" w:hAnsi="Times New Roman"/>
+          <w:color w:val="000000"/>
+          <w:sz w:val="24"/>
+        </w:rPr>
+        <w:t>Ти</w:t>
+      </w:r>
+      <w:r>
+        <w:rPr>
+          <w:rFonts w:ascii="Times New Roman" w:hAnsi="Times New Roman"/>
+          <w:color w:val="000000"/>
+          <w:sz w:val="24"/>
+        </w:rPr>
+        <w:t xml:space="preserve"> </w:t>
+      </w:r>
+      <w:r>
+        <w:rPr>
+          <w:rFonts w:ascii="Times New Roman" w:hAnsi="Times New Roman"/>
+          <w:color w:val="000000"/>
+          <w:sz w:val="24"/>
+        </w:rPr>
+        <w:t>цар</w:t>
+      </w:r>
+      <w:r>
+        <w:rPr>
+          <w:rFonts w:ascii="Times New Roman" w:hAnsi="Times New Roman"/>
+          <w:color w:val="000000"/>
+          <w:sz w:val="24"/>
+        </w:rPr>
+        <w:t xml:space="preserve"> </w:t>
+      </w:r>
+      <w:r>
+        <w:rPr>
+          <w:rFonts w:ascii="Times New Roman" w:hAnsi="Times New Roman"/>
+          <w:color w:val="000000"/>
+          <w:sz w:val="24"/>
+        </w:rPr>
+        <w:t>миру</w:t>
+      </w:r>
+      <w:r>
+        <w:rPr>
+          <w:rFonts w:ascii="Times New Roman" w:hAnsi="Times New Roman"/>
+          <w:color w:val="000000"/>
+          <w:sz w:val="24"/>
+        </w:rPr>
+        <w:t xml:space="preserve"> </w:t>
+      </w:r>
+      <w:r>
+        <w:rPr>
+          <w:rFonts w:ascii="Times New Roman" w:hAnsi="Times New Roman"/>
+          <w:color w:val="000000"/>
+          <w:sz w:val="24"/>
+        </w:rPr>
+        <w:t>і</w:t>
+      </w:r>
+      <w:r>
+        <w:rPr>
+          <w:rFonts w:ascii="Times New Roman" w:hAnsi="Times New Roman"/>
+          <w:color w:val="000000"/>
+          <w:sz w:val="24"/>
+        </w:rPr>
+        <w:t xml:space="preserve"> </w:t>
+      </w:r>
+      <w:r>
+        <w:rPr>
+          <w:rFonts w:ascii="Times New Roman" w:hAnsi="Times New Roman"/>
+          <w:color w:val="000000"/>
+          <w:sz w:val="24"/>
+        </w:rPr>
+        <w:t>Спас</w:t>
+      </w:r>
+      <w:r>
+        <w:rPr>
+          <w:rFonts w:ascii="Times New Roman" w:hAnsi="Times New Roman"/>
+          <w:color w:val="000000"/>
+          <w:sz w:val="24"/>
+        </w:rPr>
+        <w:t xml:space="preserve"> </w:t>
+      </w:r>
+      <w:r>
+        <w:rPr>
+          <w:rFonts w:ascii="Times New Roman" w:hAnsi="Times New Roman"/>
+          <w:color w:val="000000"/>
+          <w:sz w:val="24"/>
+        </w:rPr>
+        <w:t>душ</w:t>
+      </w:r>
+      <w:r>
+        <w:rPr>
+          <w:rFonts w:ascii="Times New Roman" w:hAnsi="Times New Roman"/>
+          <w:color w:val="000000"/>
+          <w:sz w:val="24"/>
+        </w:rPr>
+        <w:t xml:space="preserve"> </w:t>
+      </w:r>
+      <w:r>
+        <w:rPr>
+          <w:rFonts w:ascii="Times New Roman" w:hAnsi="Times New Roman"/>
+          <w:color w:val="000000"/>
+          <w:sz w:val="24"/>
+        </w:rPr>
+        <w:t>наших</w:t>
+      </w:r>
+      <w:r>
+        <w:rPr>
+          <w:rFonts w:ascii="Times New Roman" w:hAnsi="Times New Roman"/>
+          <w:color w:val="000000"/>
+          <w:sz w:val="24"/>
+        </w:rPr>
+        <w:t xml:space="preserve"> </w:t>
+      </w:r>
+      <w:r>
+        <w:rPr>
+          <w:rFonts w:ascii="Times New Roman" w:hAnsi="Times New Roman"/>
+          <w:color w:val="000000"/>
+          <w:sz w:val="24"/>
+        </w:rPr>
+        <w:t>–</w:t>
+      </w:r>
+      <w:r>
+        <w:rPr>
+          <w:rFonts w:ascii="Times New Roman" w:hAnsi="Times New Roman"/>
+          <w:color w:val="000000"/>
+          <w:sz w:val="24"/>
+        </w:rPr>
+        <w:t xml:space="preserve"> </w:t>
+      </w:r>
+      <w:r>
+        <w:rPr>
+          <w:rFonts w:ascii="Times New Roman" w:hAnsi="Times New Roman"/>
+          <w:color w:val="000000"/>
+          <w:sz w:val="24"/>
+        </w:rPr>
+        <w:t>і</w:t>
+      </w:r>
+      <w:r>
+        <w:rPr>
+          <w:rFonts w:ascii="Times New Roman" w:hAnsi="Times New Roman"/>
+          <w:color w:val="000000"/>
+          <w:sz w:val="24"/>
+        </w:rPr>
+        <w:t xml:space="preserve"> </w:t>
+      </w:r>
+      <w:r>
+        <w:rPr>
+          <w:rFonts w:ascii="Times New Roman" w:hAnsi="Times New Roman"/>
+          <w:color w:val="000000"/>
+          <w:sz w:val="24"/>
+        </w:rPr>
+        <w:t>Тобі</w:t>
+      </w:r>
+      <w:r>
+        <w:rPr>
+          <w:rFonts w:ascii="Times New Roman" w:hAnsi="Times New Roman"/>
+          <w:color w:val="000000"/>
+          <w:sz w:val="24"/>
+        </w:rPr>
+        <w:t xml:space="preserve"> </w:t>
+      </w:r>
+      <w:r>
+        <w:rPr>
+          <w:rFonts w:ascii="Times New Roman" w:hAnsi="Times New Roman"/>
+          <w:color w:val="000000"/>
+          <w:sz w:val="24"/>
+        </w:rPr>
+        <w:t>славу</w:t>
+      </w:r>
+      <w:r>
+        <w:rPr>
+          <w:rFonts w:ascii="Times New Roman" w:hAnsi="Times New Roman"/>
+          <w:color w:val="000000"/>
+          <w:sz w:val="24"/>
+        </w:rPr>
+        <w:t xml:space="preserve"> </w:t>
+      </w:r>
+      <w:r>
+        <w:rPr>
+          <w:rFonts w:ascii="Times New Roman" w:hAnsi="Times New Roman"/>
+          <w:color w:val="000000"/>
+          <w:sz w:val="24"/>
+        </w:rPr>
+        <w:t>возсилаємо,</w:t>
+      </w:r>
+      <w:r>
+        <w:rPr>
+          <w:rFonts w:ascii="Times New Roman" w:hAnsi="Times New Roman"/>
+          <w:color w:val="000000"/>
+          <w:sz w:val="24"/>
+        </w:rPr>
+        <w:t xml:space="preserve"> </w:t>
+      </w:r>
+      <w:r>
+        <w:rPr>
+          <w:rFonts w:ascii="Times New Roman" w:hAnsi="Times New Roman"/>
+          <w:color w:val="000000"/>
+          <w:sz w:val="24"/>
+        </w:rPr>
+        <w:t>Отцю,</w:t>
+      </w:r>
+      <w:r>
+        <w:rPr>
+          <w:rFonts w:ascii="Times New Roman" w:hAnsi="Times New Roman"/>
+          <w:color w:val="000000"/>
+          <w:sz w:val="24"/>
+        </w:rPr>
+        <w:t xml:space="preserve"> </w:t>
+      </w:r>
+      <w:r>
+        <w:rPr>
+          <w:rFonts w:ascii="Times New Roman" w:hAnsi="Times New Roman"/>
+          <w:color w:val="000000"/>
+          <w:sz w:val="24"/>
+        </w:rPr>
+        <w:t>і</w:t>
+      </w:r>
+      <w:r>
+        <w:rPr>
+          <w:rFonts w:ascii="Times New Roman" w:hAnsi="Times New Roman"/>
+          <w:color w:val="000000"/>
+          <w:sz w:val="24"/>
+        </w:rPr>
+        <w:t xml:space="preserve"> </w:t>
+      </w:r>
+      <w:r>
+        <w:rPr>
+          <w:rFonts w:ascii="Times New Roman" w:hAnsi="Times New Roman"/>
+          <w:color w:val="000000"/>
+          <w:sz w:val="24"/>
+        </w:rPr>
+        <w:t>Сину,</w:t>
+      </w:r>
+      <w:r>
+        <w:rPr>
+          <w:rFonts w:ascii="Times New Roman" w:hAnsi="Times New Roman"/>
+          <w:color w:val="000000"/>
+          <w:sz w:val="24"/>
+        </w:rPr>
+        <w:t xml:space="preserve"> </w:t>
+      </w:r>
+      <w:r>
+        <w:rPr>
+          <w:rFonts w:ascii="Times New Roman" w:hAnsi="Times New Roman"/>
+          <w:color w:val="000000"/>
+          <w:sz w:val="24"/>
+        </w:rPr>
+        <w:t>і</w:t>
+      </w:r>
+      <w:r>
+        <w:rPr>
+          <w:rFonts w:ascii="Times New Roman" w:hAnsi="Times New Roman"/>
+          <w:color w:val="000000"/>
+          <w:sz w:val="24"/>
+        </w:rPr>
+        <w:t xml:space="preserve"> </w:t>
+      </w:r>
+      <w:r>
+        <w:rPr>
+          <w:rFonts w:ascii="Times New Roman" w:hAnsi="Times New Roman"/>
+          <w:color w:val="000000"/>
+          <w:sz w:val="24"/>
+        </w:rPr>
+        <w:t>Святому</w:t>
+      </w:r>
+      <w:r>
+        <w:rPr>
+          <w:rFonts w:ascii="Times New Roman" w:hAnsi="Times New Roman"/>
+          <w:color w:val="000000"/>
+          <w:sz w:val="24"/>
+        </w:rPr>
+        <w:t xml:space="preserve"> </w:t>
+      </w:r>
+      <w:r>
+        <w:rPr>
+          <w:rFonts w:ascii="Times New Roman" w:hAnsi="Times New Roman"/>
+          <w:color w:val="000000"/>
+          <w:sz w:val="24"/>
+        </w:rPr>
+        <w:t>Духові</w:t>
+      </w:r>
+      <w:r>
+        <w:rPr>
+          <w:rFonts w:ascii="Times New Roman" w:hAnsi="Times New Roman"/>
+          <w:sz w:val="24"/>
+        </w:rPr>
+        <w:t>,</w:t>
+      </w:r>
+      <w:r>
+        <w:rPr>
+          <w:rFonts w:ascii="Times New Roman" w:hAnsi="Times New Roman"/>
+          <w:sz w:val="24"/>
+        </w:rPr>
+        <w:t xml:space="preserve"> </w:t>
+      </w:r>
+      <w:r>
+        <w:rPr>
+          <w:rFonts w:ascii="Times New Roman" w:hAnsi="Times New Roman"/>
+          <w:sz w:val="24"/>
+        </w:rPr>
+        <w:t>нині,</w:t>
+      </w:r>
+      <w:r>
+        <w:rPr>
+          <w:rFonts w:ascii="Times New Roman" w:hAnsi="Times New Roman"/>
+          <w:sz w:val="24"/>
+        </w:rPr>
+        <w:t xml:space="preserve"> </w:t>
+      </w:r>
+      <w:r>
+        <w:rPr>
+          <w:rFonts w:ascii="Times New Roman" w:hAnsi="Times New Roman"/>
+          <w:sz w:val="24"/>
+        </w:rPr>
+        <w:t>і</w:t>
+      </w:r>
+      <w:r>
+        <w:rPr>
+          <w:rFonts w:ascii="Times New Roman" w:hAnsi="Times New Roman"/>
+          <w:sz w:val="24"/>
+        </w:rPr>
+        <w:t xml:space="preserve"> </w:t>
+      </w:r>
+      <w:r>
+        <w:rPr>
+          <w:rFonts w:ascii="Times New Roman" w:hAnsi="Times New Roman"/>
+          <w:sz w:val="24"/>
+        </w:rPr>
+        <w:t>повсякчас,</w:t>
+      </w:r>
+      <w:r>
+        <w:rPr>
+          <w:rFonts w:ascii="Times New Roman" w:hAnsi="Times New Roman"/>
+          <w:sz w:val="24"/>
+        </w:rPr>
+        <w:t xml:space="preserve"> </w:t>
+      </w:r>
+      <w:r>
+        <w:rPr>
+          <w:rFonts w:ascii="Times New Roman" w:hAnsi="Times New Roman"/>
+          <w:sz w:val="24"/>
+        </w:rPr>
+        <w:t>і</w:t>
+      </w:r>
+      <w:r>
+        <w:rPr>
+          <w:rFonts w:ascii="Times New Roman" w:hAnsi="Times New Roman"/>
+          <w:sz w:val="24"/>
+        </w:rPr>
+        <w:t xml:space="preserve"> </w:t>
+      </w:r>
+      <w:r>
+        <w:rPr>
+          <w:rFonts w:ascii="Times New Roman" w:hAnsi="Times New Roman"/>
+          <w:sz w:val="24"/>
+        </w:rPr>
+        <w:t>на</w:t>
+      </w:r>
+      <w:r>
+        <w:rPr>
+          <w:rFonts w:ascii="Times New Roman" w:hAnsi="Times New Roman"/>
+          <w:sz w:val="24"/>
+        </w:rPr>
+        <w:t xml:space="preserve"> </w:t>
+      </w:r>
+      <w:r>
+        <w:rPr>
+          <w:rFonts w:ascii="Times New Roman" w:hAnsi="Times New Roman"/>
+          <w:sz w:val="24"/>
+        </w:rPr>
+        <w:t>віки</w:t>
+      </w:r>
+      <w:r>
+        <w:rPr>
+          <w:rFonts w:ascii="Times New Roman" w:hAnsi="Times New Roman"/>
+          <w:sz w:val="24"/>
+        </w:rPr>
+        <w:t xml:space="preserve"> </w:t>
+      </w:r>
+      <w:r>
+        <w:rPr>
+          <w:rFonts w:ascii="Times New Roman" w:hAnsi="Times New Roman"/>
+          <w:sz w:val="24"/>
+        </w:rPr>
+        <w:t>віків.</w:t>
       </w:r>
     </w:p>
     <w:p>
@@ -13179,7 +15242,39 @@
           <w:sz w:val="24"/>
           <w:u w:val="single"/>
         </w:rPr>
-        <w:t>[Боже, Боже наш! Ти сотворив розумні й духовні сили своєю волею. Тебе просимо й Тобі молимося: Прийми наші посильні величання з усіма Твоїми творіннями і збагати щедрими даруваннями Твоєї ласки. Бо перед Тобою згинається всяке коліно: на небі, на землі й під землею, і все, що живе, і все створіння оспівує неосяжну Твою славу, бо Ти Бог правдивий і вельми милостивий.]</w:t>
+        <w:t>[</w:t>
+      </w:r>
+      <w:r>
+        <w:rPr>
+          <w:rFonts w:ascii="Times New Roman" w:hAnsi="Times New Roman"/>
+          <w:sz w:val="24"/>
+          <w:u w:val="single"/>
+        </w:rPr>
+        <w:t xml:space="preserve">Боже, Боже наш! Ти сотворив розумні й духовні сили </w:t>
+      </w:r>
+      <w:r>
+        <w:rPr>
+          <w:rFonts w:ascii="Times New Roman" w:hAnsi="Times New Roman"/>
+          <w:sz w:val="24"/>
+          <w:u w:val="single"/>
+        </w:rPr>
+        <w:t>С</w:t>
+      </w:r>
+      <w:r>
+        <w:rPr>
+          <w:rFonts w:ascii="Times New Roman" w:hAnsi="Times New Roman"/>
+          <w:sz w:val="24"/>
+          <w:u w:val="single"/>
+        </w:rPr>
+        <w:t>воєю волею. Тебе просимо й Тобі молимося: Прийми наші посильні величання з усіма Твоїми творіннями і збагати щедрими даруваннями Твоєї ласки. Бо перед Тобою згинається всяке коліно: на небі, на землі й під землею, і все, що живе, і все створіння оспівує неосяжну Твою славу, бо Ти Бог правдивий і вельми милостивий</w:t>
+      </w:r>
+      <w:r>
+        <w:rPr>
+          <w:rFonts w:ascii="Times New Roman" w:hAnsi="Times New Roman"/>
+          <w:sz w:val="24"/>
+          <w:u w:val="single"/>
+        </w:rPr>
+        <w:t>.]</w:t>
       </w:r>
     </w:p>
     <w:p>

--- a/flow/20230914_vu_template/drafts/2025-01-g/29-СР-Ігнатія Богоносця.docx
+++ b/flow/20230914_vu_template/drafts/2025-01-g/29-СР-Ігнатія Богоносця.docx
@@ -78,19 +78,17 @@
       </w:pPr>
       <w:r>
         <w:rPr>
-          <w:rFonts w:ascii="Times New Roman" w:eastAsia="Times New Roman" w:hAnsi="Times New Roman" w:cs="Times New Roman"/>
+          <w:rFonts w:ascii="Times New Roman" w:hAnsi="Times New Roman"/>
           <w:i/>
           <w:color w:val="FF0000"/>
           <w:sz w:val="24"/>
-          <w:szCs w:val="24"/>
         </w:rPr>
         <w:t>Священник:</w:t>
       </w:r>
       <w:r>
         <w:rPr>
-          <w:rFonts w:ascii="Times New Roman" w:eastAsia="Times New Roman" w:hAnsi="Times New Roman" w:cs="Times New Roman"/>
-          <w:sz w:val="24"/>
-          <w:szCs w:val="24"/>
+          <w:rFonts w:ascii="Times New Roman" w:hAnsi="Times New Roman"/>
+          <w:sz w:val="24"/>
         </w:rPr>
         <w:t xml:space="preserve"> Благословенний Бог наш завжди, нині і повсякчас, і на віки віків.</w:t>
       </w:r>
@@ -311,29 +309,19 @@
       </w:pPr>
       <w:r>
         <w:rPr>
-          <w:rFonts w:ascii="Times New Roman" w:eastAsia="Times New Roman" w:hAnsi="Times New Roman" w:cs="Times New Roman"/>
+          <w:rFonts w:ascii="Times New Roman" w:hAnsi="Times New Roman"/>
           <w:i/>
           <w:color w:val="FF0000"/>
           <w:sz w:val="24"/>
-          <w:szCs w:val="24"/>
         </w:rPr>
         <w:t>Священник:</w:t>
       </w:r>
       <w:r>
         <w:rPr>
-          <w:rFonts w:ascii="Times New Roman" w:eastAsia="Times New Roman" w:hAnsi="Times New Roman" w:cs="Times New Roman"/>
-          <w:sz w:val="24"/>
-          <w:szCs w:val="24"/>
-        </w:rPr>
-        <w:t xml:space="preserve"> Бо Твоє є царство, і</w:t>
-      </w:r>
-      <w:r>
-        <w:rPr>
-          <w:rFonts w:ascii="Times New Roman" w:eastAsia="Times New Roman" w:hAnsi="Times New Roman" w:cs="Times New Roman"/>
-          <w:sz w:val="24"/>
-          <w:szCs w:val="24"/>
-        </w:rPr>
-        <w:t xml:space="preserve"> сила, і слава, Отця, і Сина, і Святого Духа, нині, і повсякчас, і на віки віків.</w:t>
+          <w:rFonts w:ascii="Times New Roman" w:hAnsi="Times New Roman"/>
+          <w:sz w:val="24"/>
+        </w:rPr>
+        <w:t xml:space="preserve"> Бо Твоє є царство, і сила, і слава, Отця, і Сина, і Святого Духа, нині, і повсякчас, і на віки віків.</w:t>
       </w:r>
     </w:p>
     <w:p>
@@ -2388,19 +2376,17 @@
       </w:pPr>
       <w:r>
         <w:rPr>
-          <w:rFonts w:ascii="Times New Roman" w:eastAsia="Times New Roman" w:hAnsi="Times New Roman" w:cs="Times New Roman"/>
+          <w:rFonts w:ascii="Times New Roman" w:hAnsi="Times New Roman"/>
           <w:i/>
           <w:color w:val="FF0000"/>
           <w:sz w:val="24"/>
-          <w:szCs w:val="24"/>
         </w:rPr>
         <w:t>Священник:</w:t>
       </w:r>
       <w:r>
         <w:rPr>
-          <w:rFonts w:ascii="Times New Roman" w:eastAsia="Times New Roman" w:hAnsi="Times New Roman" w:cs="Times New Roman"/>
-          <w:sz w:val="24"/>
-          <w:szCs w:val="24"/>
+          <w:rFonts w:ascii="Times New Roman" w:hAnsi="Times New Roman"/>
+          <w:sz w:val="24"/>
         </w:rPr>
         <w:t xml:space="preserve"> Бо Тобі належить усяка слава, честь і поклоніння, Отцю, і Сину, і Святому Духові, нині, і повсякчас, і на віки віків.</w:t>
       </w:r>
@@ -3671,19 +3657,17 @@
       </w:pPr>
       <w:r>
         <w:rPr>
-          <w:rFonts w:ascii="Times New Roman" w:eastAsia="Times New Roman" w:hAnsi="Times New Roman" w:cs="Times New Roman"/>
+          <w:rFonts w:ascii="Times New Roman" w:hAnsi="Times New Roman"/>
           <w:i/>
           <w:color w:val="FF0000"/>
           <w:sz w:val="24"/>
-          <w:szCs w:val="24"/>
         </w:rPr>
         <w:t>Священник:</w:t>
       </w:r>
       <w:r>
         <w:rPr>
-          <w:rFonts w:ascii="Times New Roman" w:eastAsia="Times New Roman" w:hAnsi="Times New Roman" w:cs="Times New Roman"/>
-          <w:sz w:val="24"/>
-          <w:szCs w:val="24"/>
+          <w:rFonts w:ascii="Times New Roman" w:hAnsi="Times New Roman"/>
+          <w:sz w:val="24"/>
         </w:rPr>
         <w:t xml:space="preserve"> Мир всім.</w:t>
       </w:r>
@@ -4537,19 +4521,17 @@
       </w:pPr>
       <w:r>
         <w:rPr>
-          <w:rFonts w:ascii="Times New Roman" w:eastAsia="Times New Roman" w:hAnsi="Times New Roman" w:cs="Times New Roman"/>
+          <w:rFonts w:ascii="Times New Roman" w:hAnsi="Times New Roman"/>
           <w:i/>
           <w:color w:val="FF0000"/>
           <w:sz w:val="24"/>
-          <w:szCs w:val="24"/>
         </w:rPr>
         <w:t>Священник:</w:t>
       </w:r>
       <w:r>
         <w:rPr>
-          <w:rFonts w:ascii="Times New Roman" w:eastAsia="Times New Roman" w:hAnsi="Times New Roman" w:cs="Times New Roman"/>
-          <w:sz w:val="24"/>
-          <w:szCs w:val="24"/>
+          <w:rFonts w:ascii="Times New Roman" w:hAnsi="Times New Roman"/>
+          <w:sz w:val="24"/>
         </w:rPr>
         <w:t xml:space="preserve"> Бо Ти – Бог милости, ласк і людинолюбности, і Тобі славу возсилаємо, Отцю, і Сину, і Святому Духові, нині, і повсякчас, і на віки віків.</w:t>
       </w:r>
@@ -4601,19 +4583,17 @@
       </w:pPr>
       <w:r>
         <w:rPr>
-          <w:rFonts w:ascii="Times New Roman" w:eastAsia="Times New Roman" w:hAnsi="Times New Roman" w:cs="Times New Roman"/>
+          <w:rFonts w:ascii="Times New Roman" w:hAnsi="Times New Roman"/>
           <w:i/>
           <w:color w:val="FF0000"/>
           <w:sz w:val="24"/>
-          <w:szCs w:val="24"/>
         </w:rPr>
         <w:t>Священник:</w:t>
       </w:r>
       <w:r>
         <w:rPr>
-          <w:rFonts w:ascii="Times New Roman" w:eastAsia="Times New Roman" w:hAnsi="Times New Roman" w:cs="Times New Roman"/>
-          <w:sz w:val="24"/>
-          <w:szCs w:val="24"/>
+          <w:rFonts w:ascii="Times New Roman" w:hAnsi="Times New Roman"/>
+          <w:sz w:val="24"/>
         </w:rPr>
         <w:t xml:space="preserve"> Мир всім.</w:t>
       </w:r>
@@ -4759,19 +4739,17 @@
       </w:pPr>
       <w:r>
         <w:rPr>
-          <w:rFonts w:ascii="Times New Roman" w:eastAsia="Times New Roman" w:hAnsi="Times New Roman" w:cs="Times New Roman"/>
+          <w:rFonts w:ascii="Times New Roman" w:hAnsi="Times New Roman"/>
           <w:i/>
           <w:color w:val="FF0000"/>
           <w:sz w:val="24"/>
-          <w:szCs w:val="24"/>
         </w:rPr>
         <w:t>Священник:</w:t>
       </w:r>
       <w:r>
         <w:rPr>
-          <w:rFonts w:ascii="Times New Roman" w:eastAsia="Times New Roman" w:hAnsi="Times New Roman" w:cs="Times New Roman"/>
-          <w:sz w:val="24"/>
-          <w:szCs w:val="24"/>
+          <w:rFonts w:ascii="Times New Roman" w:hAnsi="Times New Roman"/>
+          <w:sz w:val="24"/>
         </w:rPr>
         <w:t xml:space="preserve"> Нехай буде влада царства Твого благословенна і дуже прославлена: Отця, і Сина, і Святого Духа, нині і повсякчас, і на віки віків.</w:t>
       </w:r>
@@ -5265,29 +5243,19 @@
       </w:pPr>
       <w:r>
         <w:rPr>
-          <w:rFonts w:ascii="Times New Roman" w:eastAsia="Times New Roman" w:hAnsi="Times New Roman" w:cs="Times New Roman"/>
+          <w:rFonts w:ascii="Times New Roman" w:hAnsi="Times New Roman"/>
           <w:i/>
           <w:color w:val="FF0000"/>
           <w:sz w:val="24"/>
-          <w:szCs w:val="24"/>
         </w:rPr>
         <w:t>Священник:</w:t>
       </w:r>
       <w:r>
         <w:rPr>
-          <w:rFonts w:ascii="Times New Roman" w:eastAsia="Times New Roman" w:hAnsi="Times New Roman" w:cs="Times New Roman"/>
-          <w:sz w:val="24"/>
-          <w:szCs w:val="24"/>
-        </w:rPr>
-        <w:t xml:space="preserve"> Бо Твоє є царство, і сила, і слава, Отця, і Сина, і Свя</w:t>
-      </w:r>
-      <w:r>
-        <w:rPr>
-          <w:rFonts w:ascii="Times New Roman" w:eastAsia="Times New Roman" w:hAnsi="Times New Roman" w:cs="Times New Roman"/>
-          <w:sz w:val="24"/>
-          <w:szCs w:val="24"/>
-        </w:rPr>
-        <w:t>того Духа, нині, і повсякчас, і на віки віків.</w:t>
+          <w:rFonts w:ascii="Times New Roman" w:hAnsi="Times New Roman"/>
+          <w:sz w:val="24"/>
+        </w:rPr>
+        <w:t xml:space="preserve"> Бо Твоє є царство, і сила, і слава, Отця, і Сина, і Святого Духа, нині, і повсякчас, і на віки віків.</w:t>
       </w:r>
     </w:p>
     <w:p>
@@ -5866,29 +5834,19 @@
       </w:pPr>
       <w:r>
         <w:rPr>
-          <w:rFonts w:ascii="Times New Roman" w:eastAsia="Times New Roman" w:hAnsi="Times New Roman" w:cs="Times New Roman"/>
+          <w:rFonts w:ascii="Times New Roman" w:hAnsi="Times New Roman"/>
           <w:i/>
           <w:color w:val="FF0000"/>
           <w:sz w:val="24"/>
-          <w:szCs w:val="24"/>
         </w:rPr>
         <w:t>Священник:</w:t>
       </w:r>
       <w:r>
         <w:rPr>
-          <w:rFonts w:ascii="Times New Roman" w:eastAsia="Times New Roman" w:hAnsi="Times New Roman" w:cs="Times New Roman"/>
-          <w:sz w:val="24"/>
-          <w:szCs w:val="24"/>
-        </w:rPr>
-        <w:t xml:space="preserve"> Бо милостивий і людинолюбний Бог єси, і Тобі славу возсилаємо, Отцю, і Сину, і Свят</w:t>
-      </w:r>
-      <w:r>
-        <w:rPr>
-          <w:rFonts w:ascii="Times New Roman" w:eastAsia="Times New Roman" w:hAnsi="Times New Roman" w:cs="Times New Roman"/>
-          <w:sz w:val="24"/>
-          <w:szCs w:val="24"/>
-        </w:rPr>
-        <w:t>ому Духові, нині, і повсякчас, і на віки віків.</w:t>
+          <w:rFonts w:ascii="Times New Roman" w:hAnsi="Times New Roman"/>
+          <w:sz w:val="24"/>
+        </w:rPr>
+        <w:t xml:space="preserve"> Бо милостивий і людинолюбний Бог єси, і Тобі славу возсилаємо, Отцю, і Сину, і Святому Духові, нині, і повсякчас, і на віки віків.</w:t>
       </w:r>
     </w:p>
     <w:p>
@@ -5998,19 +5956,17 @@
       </w:pPr>
       <w:r>
         <w:rPr>
-          <w:rFonts w:ascii="Times New Roman" w:eastAsia="Times New Roman" w:hAnsi="Times New Roman" w:cs="Times New Roman"/>
+          <w:rFonts w:ascii="Times New Roman" w:hAnsi="Times New Roman"/>
           <w:i/>
           <w:color w:val="FF0000"/>
           <w:sz w:val="24"/>
-          <w:szCs w:val="24"/>
         </w:rPr>
         <w:t>Священник:</w:t>
       </w:r>
       <w:r>
         <w:rPr>
-          <w:rFonts w:ascii="Times New Roman" w:eastAsia="Times New Roman" w:hAnsi="Times New Roman" w:cs="Times New Roman"/>
-          <w:sz w:val="24"/>
-          <w:szCs w:val="24"/>
+          <w:rFonts w:ascii="Times New Roman" w:hAnsi="Times New Roman"/>
+          <w:sz w:val="24"/>
         </w:rPr>
         <w:t xml:space="preserve"> Сла́ва Тобі́, Хри́сте Бо́же, упова́ння на́ше, сла́ва Тобі́!</w:t>
       </w:r>
@@ -6079,51 +6035,36 @@
     <w:p>
       <w:pPr>
         <w:spacing w:after="120"/>
-        <w:rPr>
-          <w:rFonts w:ascii="Times New Roman" w:hAnsi="Times New Roman"/>
-        </w:rPr>
-      </w:pPr>
-      <w:r>
-        <w:rPr>
-          <w:rFonts w:ascii="Times New Roman" w:eastAsia="Times New Roman" w:hAnsi="Times New Roman" w:cs="Times New Roman"/>
+      </w:pPr>
+      <w:r>
+        <w:rPr>
+          <w:rFonts w:ascii="Times New Roman" w:hAnsi="Times New Roman"/>
           <w:i/>
           <w:color w:val="FF0000"/>
           <w:sz w:val="24"/>
-          <w:szCs w:val="24"/>
         </w:rPr>
         <w:t>Священник:</w:t>
       </w:r>
       <w:r>
         <w:rPr>
-          <w:rFonts w:ascii="Times New Roman" w:eastAsia="Times New Roman" w:hAnsi="Times New Roman" w:cs="Times New Roman"/>
-          <w:sz w:val="24"/>
-          <w:szCs w:val="24"/>
-        </w:rPr>
-        <w:t xml:space="preserve"> Христос, істинний Бог наш - молитвами пречистої Своєї Матері, силою чесного і животворчого хреста, заступництвом святих славних і всехвальних ап</w:t>
-      </w:r>
-      <w:r>
-        <w:rPr>
-          <w:rFonts w:ascii="Times New Roman" w:eastAsia="Times New Roman" w:hAnsi="Times New Roman" w:cs="Times New Roman"/>
-          <w:sz w:val="24"/>
-          <w:szCs w:val="24"/>
-        </w:rPr>
-        <w:t xml:space="preserve">остолів, і святого, </w:t>
-      </w:r>
-      <w:r>
-        <w:rPr>
-          <w:rFonts w:ascii="Times New Roman" w:eastAsia="Times New Roman" w:hAnsi="Times New Roman" w:cs="Times New Roman"/>
+          <w:rFonts w:ascii="Times New Roman" w:hAnsi="Times New Roman"/>
+          <w:sz w:val="24"/>
+        </w:rPr>
+        <w:t xml:space="preserve"> Христос, істинний Бог наш - молитвами пречистої Своєї Матері, силою чесного і животворчого хреста, заступництвом святих славних і всехвальних апостолів, і святого, </w:t>
+      </w:r>
+      <w:r>
+        <w:rPr>
+          <w:rFonts w:ascii="Times New Roman" w:hAnsi="Times New Roman"/>
           <w:i/>
           <w:color w:val="FF0000"/>
           <w:sz w:val="24"/>
-          <w:szCs w:val="24"/>
         </w:rPr>
         <w:t>якого є храм</w:t>
       </w:r>
       <w:r>
         <w:rPr>
-          <w:rFonts w:ascii="Times New Roman" w:eastAsia="Times New Roman" w:hAnsi="Times New Roman" w:cs="Times New Roman"/>
-          <w:sz w:val="24"/>
-          <w:szCs w:val="24"/>
+          <w:rFonts w:ascii="Times New Roman" w:hAnsi="Times New Roman"/>
+          <w:sz w:val="24"/>
         </w:rPr>
         <w:t>, і святого священномученика Ігнатія Богоносця, що його мощів перенесення сьогодні пам'ять звершуємо, і всіх святих - помилує і спасе нас як благий і людинолюбний.</w:t>
       </w:r>
@@ -6265,19 +6206,17 @@
       </w:pPr>
       <w:r>
         <w:rPr>
-          <w:rFonts w:ascii="Times New Roman" w:eastAsia="Times New Roman" w:hAnsi="Times New Roman" w:cs="Times New Roman"/>
+          <w:rFonts w:ascii="Times New Roman" w:hAnsi="Times New Roman"/>
           <w:i/>
           <w:color w:val="FF0000"/>
           <w:sz w:val="24"/>
-          <w:szCs w:val="24"/>
         </w:rPr>
         <w:t>Священник:</w:t>
       </w:r>
       <w:r>
         <w:rPr>
-          <w:rFonts w:ascii="Times New Roman" w:eastAsia="Times New Roman" w:hAnsi="Times New Roman" w:cs="Times New Roman"/>
-          <w:sz w:val="24"/>
-          <w:szCs w:val="24"/>
+          <w:rFonts w:ascii="Times New Roman" w:hAnsi="Times New Roman"/>
+          <w:sz w:val="24"/>
         </w:rPr>
         <w:t xml:space="preserve"> Слава святій, одноістотній, животворчій і нероздільній Тройці, завжди, нині і повсякчас, і на віки віків.</w:t>
       </w:r>
@@ -10090,19 +10029,17 @@
       </w:pPr>
       <w:r>
         <w:rPr>
-          <w:rFonts w:ascii="Times New Roman" w:eastAsia="Times New Roman" w:hAnsi="Times New Roman" w:cs="Times New Roman"/>
+          <w:rFonts w:ascii="Times New Roman" w:hAnsi="Times New Roman"/>
           <w:i/>
           <w:color w:val="FF0000"/>
           <w:sz w:val="24"/>
-          <w:szCs w:val="24"/>
         </w:rPr>
         <w:t>Священник:</w:t>
       </w:r>
       <w:r>
         <w:rPr>
-          <w:rFonts w:ascii="Times New Roman" w:eastAsia="Times New Roman" w:hAnsi="Times New Roman" w:cs="Times New Roman"/>
-          <w:sz w:val="24"/>
-          <w:szCs w:val="24"/>
+          <w:rFonts w:ascii="Times New Roman" w:hAnsi="Times New Roman"/>
+          <w:sz w:val="24"/>
         </w:rPr>
         <w:t xml:space="preserve"> Бо Тобі належить усяка слава, честь і поклоніння, Отцю, і Сину, і Святому Духові, нині, і повсякчас, і на віки віків.</w:t>
       </w:r>
@@ -10686,29 +10623,19 @@
       </w:pPr>
       <w:r>
         <w:rPr>
-          <w:rFonts w:ascii="Times New Roman" w:eastAsia="Times New Roman" w:hAnsi="Times New Roman" w:cs="Times New Roman"/>
+          <w:rFonts w:ascii="Times New Roman" w:hAnsi="Times New Roman"/>
           <w:i/>
           <w:color w:val="FF0000"/>
           <w:sz w:val="24"/>
-          <w:szCs w:val="24"/>
         </w:rPr>
         <w:t>Священник:</w:t>
       </w:r>
       <w:r>
         <w:rPr>
-          <w:rFonts w:ascii="Times New Roman" w:eastAsia="Times New Roman" w:hAnsi="Times New Roman" w:cs="Times New Roman"/>
-          <w:sz w:val="24"/>
-          <w:szCs w:val="24"/>
-        </w:rPr>
-        <w:t xml:space="preserve"> Бо Твоя є влада і Твоє є царство, і сила, і слава, Отця, і Сина, і Святог</w:t>
-      </w:r>
-      <w:r>
-        <w:rPr>
-          <w:rFonts w:ascii="Times New Roman" w:eastAsia="Times New Roman" w:hAnsi="Times New Roman" w:cs="Times New Roman"/>
-          <w:sz w:val="24"/>
-          <w:szCs w:val="24"/>
-        </w:rPr>
-        <w:t>о Духа, нині, і повсякчас, і на віки віків.</w:t>
+          <w:rFonts w:ascii="Times New Roman" w:hAnsi="Times New Roman"/>
+          <w:sz w:val="24"/>
+        </w:rPr>
+        <w:t xml:space="preserve"> Бо Твоя є влада і Твоє є царство, і сила, і слава, Отця, і Сина, і Святого Духа, нині, і повсякчас, і на віки віків.</w:t>
       </w:r>
     </w:p>
     <w:p>
@@ -11044,19 +10971,17 @@
       </w:pPr>
       <w:r>
         <w:rPr>
-          <w:rFonts w:ascii="Times New Roman" w:eastAsia="Times New Roman" w:hAnsi="Times New Roman" w:cs="Times New Roman"/>
+          <w:rFonts w:ascii="Times New Roman" w:hAnsi="Times New Roman"/>
           <w:i/>
           <w:color w:val="FF0000"/>
           <w:sz w:val="24"/>
-          <w:szCs w:val="24"/>
         </w:rPr>
         <w:t>Священник:</w:t>
       </w:r>
       <w:r>
         <w:rPr>
-          <w:rFonts w:ascii="Times New Roman" w:eastAsia="Times New Roman" w:hAnsi="Times New Roman" w:cs="Times New Roman"/>
-          <w:sz w:val="24"/>
-          <w:szCs w:val="24"/>
+          <w:rFonts w:ascii="Times New Roman" w:hAnsi="Times New Roman"/>
+          <w:sz w:val="24"/>
         </w:rPr>
         <w:t xml:space="preserve"> Бо Ти благий і людинолюбний Бог – і Тобі славу возсилаємо, Отцю, і Сину, і Святому Духові, нині, і повсякчас, і на віки віків.</w:t>
       </w:r>
@@ -12967,332 +12892,9 @@
       <w:r>
         <w:rPr>
           <w:rFonts w:ascii="Times New Roman" w:hAnsi="Times New Roman"/>
-          <w:i/>
-          <w:color w:val="FF0000"/>
-          <w:sz w:val="24"/>
-        </w:rPr>
-        <w:t xml:space="preserve"> </w:t>
-      </w:r>
-      <w:r>
-        <w:rPr>
-          <w:rFonts w:ascii="Times New Roman" w:hAnsi="Times New Roman"/>
-          <w:color w:val="000000"/>
-          <w:sz w:val="24"/>
-        </w:rPr>
-        <w:t>Бо</w:t>
-      </w:r>
-      <w:r>
-        <w:rPr>
-          <w:rFonts w:ascii="Times New Roman" w:hAnsi="Times New Roman"/>
-          <w:color w:val="000000"/>
-          <w:sz w:val="24"/>
-        </w:rPr>
-        <w:t xml:space="preserve"> </w:t>
-      </w:r>
-      <w:r>
-        <w:rPr>
-          <w:rFonts w:ascii="Times New Roman" w:hAnsi="Times New Roman"/>
-          <w:color w:val="000000"/>
-          <w:sz w:val="24"/>
-        </w:rPr>
-        <w:t>Ти</w:t>
-      </w:r>
-      <w:r>
-        <w:rPr>
-          <w:rFonts w:ascii="Times New Roman" w:hAnsi="Times New Roman"/>
-          <w:color w:val="000000"/>
-          <w:sz w:val="24"/>
-        </w:rPr>
-        <w:t xml:space="preserve"> </w:t>
-      </w:r>
-      <w:r>
-        <w:rPr>
-          <w:rFonts w:ascii="Times New Roman" w:hAnsi="Times New Roman"/>
-          <w:color w:val="000000"/>
-          <w:sz w:val="24"/>
-        </w:rPr>
-        <w:t>Бог</w:t>
-      </w:r>
-      <w:r>
-        <w:rPr>
-          <w:rFonts w:ascii="Times New Roman" w:hAnsi="Times New Roman"/>
-          <w:color w:val="000000"/>
-          <w:sz w:val="24"/>
-        </w:rPr>
-        <w:t xml:space="preserve"> </w:t>
-      </w:r>
-      <w:r>
-        <w:rPr>
-          <w:rFonts w:ascii="Times New Roman" w:hAnsi="Times New Roman"/>
-          <w:color w:val="000000"/>
-          <w:sz w:val="24"/>
-        </w:rPr>
-        <w:t>наш</w:t>
-      </w:r>
-      <w:r>
-        <w:rPr>
-          <w:rFonts w:ascii="Times New Roman" w:hAnsi="Times New Roman"/>
-          <w:color w:val="000000"/>
-          <w:sz w:val="24"/>
-        </w:rPr>
-        <w:t xml:space="preserve"> </w:t>
-      </w:r>
-      <w:r>
-        <w:rPr>
-          <w:rFonts w:ascii="Times New Roman" w:hAnsi="Times New Roman"/>
-          <w:color w:val="000000"/>
-          <w:sz w:val="24"/>
-        </w:rPr>
-        <w:t>і</w:t>
-      </w:r>
-      <w:r>
-        <w:rPr>
-          <w:rFonts w:ascii="Times New Roman" w:hAnsi="Times New Roman"/>
-          <w:color w:val="000000"/>
-          <w:sz w:val="24"/>
-        </w:rPr>
-        <w:t xml:space="preserve"> </w:t>
-      </w:r>
-      <w:r>
-        <w:rPr>
-          <w:rFonts w:ascii="Times New Roman" w:hAnsi="Times New Roman"/>
-          <w:color w:val="000000"/>
-          <w:sz w:val="24"/>
-        </w:rPr>
-        <w:t>Тобі</w:t>
-      </w:r>
-      <w:r>
-        <w:rPr>
-          <w:rFonts w:ascii="Times New Roman" w:hAnsi="Times New Roman"/>
-          <w:color w:val="000000"/>
-          <w:sz w:val="24"/>
-        </w:rPr>
-        <w:t xml:space="preserve"> </w:t>
-      </w:r>
-      <w:r>
-        <w:rPr>
-          <w:rFonts w:ascii="Times New Roman" w:hAnsi="Times New Roman"/>
-          <w:color w:val="000000"/>
-          <w:sz w:val="24"/>
-        </w:rPr>
-        <w:t>славу</w:t>
-      </w:r>
-      <w:r>
-        <w:rPr>
-          <w:rFonts w:ascii="Times New Roman" w:hAnsi="Times New Roman"/>
-          <w:color w:val="000000"/>
-          <w:sz w:val="24"/>
-        </w:rPr>
-        <w:t xml:space="preserve"> </w:t>
-      </w:r>
-      <w:r>
-        <w:rPr>
-          <w:rFonts w:ascii="Times New Roman" w:hAnsi="Times New Roman"/>
-          <w:color w:val="000000"/>
-          <w:sz w:val="24"/>
-        </w:rPr>
-        <w:t>возсилаємо:</w:t>
-      </w:r>
-      <w:r>
-        <w:rPr>
-          <w:rFonts w:ascii="Times New Roman" w:hAnsi="Times New Roman"/>
-          <w:color w:val="000000"/>
-          <w:sz w:val="24"/>
-        </w:rPr>
-        <w:t xml:space="preserve"> </w:t>
-      </w:r>
-      <w:r>
-        <w:rPr>
-          <w:rFonts w:ascii="Times New Roman" w:hAnsi="Times New Roman"/>
-          <w:color w:val="000000"/>
-          <w:sz w:val="24"/>
-        </w:rPr>
-        <w:t>Отцю,</w:t>
-      </w:r>
-      <w:r>
-        <w:rPr>
-          <w:rFonts w:ascii="Times New Roman" w:hAnsi="Times New Roman"/>
-          <w:color w:val="000000"/>
-          <w:sz w:val="24"/>
-        </w:rPr>
-        <w:t xml:space="preserve"> </w:t>
-      </w:r>
-      <w:r>
-        <w:rPr>
-          <w:rFonts w:ascii="Times New Roman" w:hAnsi="Times New Roman"/>
-          <w:color w:val="000000"/>
-          <w:sz w:val="24"/>
-        </w:rPr>
-        <w:t>і</w:t>
-      </w:r>
-      <w:r>
-        <w:rPr>
-          <w:rFonts w:ascii="Times New Roman" w:hAnsi="Times New Roman"/>
-          <w:color w:val="000000"/>
-          <w:sz w:val="24"/>
-        </w:rPr>
-        <w:t xml:space="preserve"> </w:t>
-      </w:r>
-      <w:r>
-        <w:rPr>
-          <w:rFonts w:ascii="Times New Roman" w:hAnsi="Times New Roman"/>
-          <w:color w:val="000000"/>
-          <w:sz w:val="24"/>
-        </w:rPr>
-        <w:t>Сину,</w:t>
-      </w:r>
-      <w:r>
-        <w:rPr>
-          <w:rFonts w:ascii="Times New Roman" w:hAnsi="Times New Roman"/>
-          <w:color w:val="000000"/>
-          <w:sz w:val="24"/>
-        </w:rPr>
-        <w:t xml:space="preserve"> </w:t>
-      </w:r>
-      <w:r>
-        <w:rPr>
-          <w:rFonts w:ascii="Times New Roman" w:hAnsi="Times New Roman"/>
-          <w:color w:val="000000"/>
-          <w:sz w:val="24"/>
-        </w:rPr>
-        <w:t>і</w:t>
-      </w:r>
-      <w:r>
-        <w:rPr>
-          <w:rFonts w:ascii="Times New Roman" w:hAnsi="Times New Roman"/>
-          <w:color w:val="000000"/>
-          <w:sz w:val="24"/>
-        </w:rPr>
-        <w:t xml:space="preserve"> </w:t>
-      </w:r>
-      <w:r>
-        <w:rPr>
-          <w:rFonts w:ascii="Times New Roman" w:hAnsi="Times New Roman"/>
-          <w:color w:val="000000"/>
-          <w:sz w:val="24"/>
-        </w:rPr>
-        <w:t>Святому</w:t>
-      </w:r>
-      <w:r>
-        <w:rPr>
-          <w:rFonts w:ascii="Times New Roman" w:hAnsi="Times New Roman"/>
-          <w:color w:val="000000"/>
-          <w:sz w:val="24"/>
-        </w:rPr>
-        <w:t xml:space="preserve"> </w:t>
-      </w:r>
-      <w:r>
-        <w:rPr>
-          <w:rFonts w:ascii="Times New Roman" w:hAnsi="Times New Roman"/>
-          <w:color w:val="000000"/>
-          <w:sz w:val="24"/>
-        </w:rPr>
-        <w:t>Духові</w:t>
-      </w:r>
-      <w:r>
-        <w:rPr>
-          <w:rFonts w:ascii="Times New Roman" w:hAnsi="Times New Roman"/>
-          <w:sz w:val="24"/>
-        </w:rPr>
-        <w:t>,</w:t>
-      </w:r>
-      <w:r>
-        <w:rPr>
-          <w:rFonts w:ascii="Times New Roman" w:hAnsi="Times New Roman"/>
-          <w:sz w:val="24"/>
-        </w:rPr>
-        <w:t xml:space="preserve"> </w:t>
-      </w:r>
-      <w:r>
-        <w:rPr>
-          <w:rFonts w:ascii="Times New Roman" w:hAnsi="Times New Roman"/>
-          <w:sz w:val="24"/>
-        </w:rPr>
-        <w:t>нині,</w:t>
-      </w:r>
-      <w:r>
-        <w:rPr>
-          <w:rFonts w:ascii="Times New Roman" w:hAnsi="Times New Roman"/>
-          <w:sz w:val="24"/>
-        </w:rPr>
-        <w:t xml:space="preserve"> </w:t>
-      </w:r>
-      <w:r>
-        <w:rPr>
-          <w:rFonts w:ascii="Times New Roman" w:hAnsi="Times New Roman"/>
-          <w:sz w:val="24"/>
-        </w:rPr>
-        <w:t>і</w:t>
-      </w:r>
-      <w:r>
-        <w:rPr>
-          <w:rFonts w:ascii="Times New Roman" w:hAnsi="Times New Roman"/>
-          <w:sz w:val="24"/>
-        </w:rPr>
-        <w:t xml:space="preserve"> </w:t>
-      </w:r>
-      <w:r>
-        <w:rPr>
-          <w:rFonts w:ascii="Times New Roman" w:hAnsi="Times New Roman"/>
-          <w:sz w:val="24"/>
-        </w:rPr>
-        <w:t>повсякчас,</w:t>
-      </w:r>
-      <w:r>
-        <w:rPr>
-          <w:rFonts w:ascii="Times New Roman" w:hAnsi="Times New Roman"/>
-          <w:sz w:val="24"/>
-        </w:rPr>
-        <w:t xml:space="preserve"> </w:t>
-      </w:r>
-      <w:r>
-        <w:rPr>
-          <w:rFonts w:ascii="Times New Roman" w:hAnsi="Times New Roman"/>
-          <w:sz w:val="24"/>
-        </w:rPr>
-        <w:t>і</w:t>
-      </w:r>
-      <w:r>
-        <w:rPr>
-          <w:rFonts w:ascii="Times New Roman" w:hAnsi="Times New Roman"/>
-          <w:sz w:val="24"/>
-        </w:rPr>
-        <w:t xml:space="preserve"> </w:t>
-      </w:r>
-      <w:r>
-        <w:rPr>
-          <w:rFonts w:ascii="Times New Roman" w:hAnsi="Times New Roman"/>
-          <w:sz w:val="24"/>
-        </w:rPr>
-        <w:t>на</w:t>
-      </w:r>
-      <w:r>
-        <w:rPr>
-          <w:rFonts w:ascii="Times New Roman" w:hAnsi="Times New Roman"/>
-          <w:sz w:val="24"/>
-        </w:rPr>
-        <w:t xml:space="preserve"> </w:t>
-      </w:r>
-      <w:r>
-        <w:rPr>
-          <w:rFonts w:ascii="Times New Roman" w:hAnsi="Times New Roman"/>
-          <w:sz w:val="24"/>
-        </w:rPr>
-        <w:t>віки</w:t>
-      </w:r>
-      <w:r>
-        <w:rPr>
-          <w:rFonts w:ascii="Times New Roman" w:hAnsi="Times New Roman"/>
-          <w:sz w:val="24"/>
-        </w:rPr>
-        <w:t xml:space="preserve"> </w:t>
-      </w:r>
-      <w:r>
-        <w:rPr>
-          <w:rFonts w:ascii="Times New Roman" w:hAnsi="Times New Roman"/>
-          <w:sz w:val="24"/>
-        </w:rPr>
-        <w:t>віків.</w:t>
+          <w:sz w:val="24"/>
+        </w:rPr>
+        <w:t xml:space="preserve"> Бо Ти Бог наш і Тобі славу возсилаємо: Отцю, і Сину, і Святому Духові, нині, і повсякчас, і на віки віків.</w:t>
       </w:r>
     </w:p>
     <w:p>
@@ -14833,412 +14435,9 @@
       <w:r>
         <w:rPr>
           <w:rFonts w:ascii="Times New Roman" w:hAnsi="Times New Roman"/>
-          <w:i/>
-          <w:color w:val="FF0000"/>
-          <w:sz w:val="24"/>
-        </w:rPr>
-        <w:t xml:space="preserve"> </w:t>
-      </w:r>
-      <w:r>
-        <w:rPr>
-          <w:rFonts w:ascii="Times New Roman" w:hAnsi="Times New Roman"/>
-          <w:color w:val="000000"/>
-          <w:sz w:val="24"/>
-        </w:rPr>
-        <w:t>Бо</w:t>
-      </w:r>
-      <w:r>
-        <w:rPr>
-          <w:rFonts w:ascii="Times New Roman" w:hAnsi="Times New Roman"/>
-          <w:color w:val="000000"/>
-          <w:sz w:val="24"/>
-        </w:rPr>
-        <w:t xml:space="preserve"> </w:t>
-      </w:r>
-      <w:r>
-        <w:rPr>
-          <w:rFonts w:ascii="Times New Roman" w:hAnsi="Times New Roman"/>
-          <w:color w:val="000000"/>
-          <w:sz w:val="24"/>
-        </w:rPr>
-        <w:t>Ти</w:t>
-      </w:r>
-      <w:r>
-        <w:rPr>
-          <w:rFonts w:ascii="Times New Roman" w:hAnsi="Times New Roman"/>
-          <w:color w:val="000000"/>
-          <w:sz w:val="24"/>
-        </w:rPr>
-        <w:t xml:space="preserve"> </w:t>
-      </w:r>
-      <w:r>
-        <w:rPr>
-          <w:rFonts w:ascii="Times New Roman" w:hAnsi="Times New Roman"/>
-          <w:color w:val="000000"/>
-          <w:sz w:val="24"/>
-        </w:rPr>
-        <w:t>цар</w:t>
-      </w:r>
-      <w:r>
-        <w:rPr>
-          <w:rFonts w:ascii="Times New Roman" w:hAnsi="Times New Roman"/>
-          <w:color w:val="000000"/>
-          <w:sz w:val="24"/>
-        </w:rPr>
-        <w:t xml:space="preserve"> </w:t>
-      </w:r>
-      <w:r>
-        <w:rPr>
-          <w:rFonts w:ascii="Times New Roman" w:hAnsi="Times New Roman"/>
-          <w:color w:val="000000"/>
-          <w:sz w:val="24"/>
-        </w:rPr>
-        <w:t>миру</w:t>
-      </w:r>
-      <w:r>
-        <w:rPr>
-          <w:rFonts w:ascii="Times New Roman" w:hAnsi="Times New Roman"/>
-          <w:color w:val="000000"/>
-          <w:sz w:val="24"/>
-        </w:rPr>
-        <w:t xml:space="preserve"> </w:t>
-      </w:r>
-      <w:r>
-        <w:rPr>
-          <w:rFonts w:ascii="Times New Roman" w:hAnsi="Times New Roman"/>
-          <w:color w:val="000000"/>
-          <w:sz w:val="24"/>
-        </w:rPr>
-        <w:t>і</w:t>
-      </w:r>
-      <w:r>
-        <w:rPr>
-          <w:rFonts w:ascii="Times New Roman" w:hAnsi="Times New Roman"/>
-          <w:color w:val="000000"/>
-          <w:sz w:val="24"/>
-        </w:rPr>
-        <w:t xml:space="preserve"> </w:t>
-      </w:r>
-      <w:r>
-        <w:rPr>
-          <w:rFonts w:ascii="Times New Roman" w:hAnsi="Times New Roman"/>
-          <w:color w:val="000000"/>
-          <w:sz w:val="24"/>
-        </w:rPr>
-        <w:t>Спас</w:t>
-      </w:r>
-      <w:r>
-        <w:rPr>
-          <w:rFonts w:ascii="Times New Roman" w:hAnsi="Times New Roman"/>
-          <w:color w:val="000000"/>
-          <w:sz w:val="24"/>
-        </w:rPr>
-        <w:t xml:space="preserve"> </w:t>
-      </w:r>
-      <w:r>
-        <w:rPr>
-          <w:rFonts w:ascii="Times New Roman" w:hAnsi="Times New Roman"/>
-          <w:color w:val="000000"/>
-          <w:sz w:val="24"/>
-        </w:rPr>
-        <w:t>душ</w:t>
-      </w:r>
-      <w:r>
-        <w:rPr>
-          <w:rFonts w:ascii="Times New Roman" w:hAnsi="Times New Roman"/>
-          <w:color w:val="000000"/>
-          <w:sz w:val="24"/>
-        </w:rPr>
-        <w:t xml:space="preserve"> </w:t>
-      </w:r>
-      <w:r>
-        <w:rPr>
-          <w:rFonts w:ascii="Times New Roman" w:hAnsi="Times New Roman"/>
-          <w:color w:val="000000"/>
-          <w:sz w:val="24"/>
-        </w:rPr>
-        <w:t>наших</w:t>
-      </w:r>
-      <w:r>
-        <w:rPr>
-          <w:rFonts w:ascii="Times New Roman" w:hAnsi="Times New Roman"/>
-          <w:color w:val="000000"/>
-          <w:sz w:val="24"/>
-        </w:rPr>
-        <w:t xml:space="preserve"> </w:t>
-      </w:r>
-      <w:r>
-        <w:rPr>
-          <w:rFonts w:ascii="Times New Roman" w:hAnsi="Times New Roman"/>
-          <w:color w:val="000000"/>
-          <w:sz w:val="24"/>
-        </w:rPr>
-        <w:t>–</w:t>
-      </w:r>
-      <w:r>
-        <w:rPr>
-          <w:rFonts w:ascii="Times New Roman" w:hAnsi="Times New Roman"/>
-          <w:color w:val="000000"/>
-          <w:sz w:val="24"/>
-        </w:rPr>
-        <w:t xml:space="preserve"> </w:t>
-      </w:r>
-      <w:r>
-        <w:rPr>
-          <w:rFonts w:ascii="Times New Roman" w:hAnsi="Times New Roman"/>
-          <w:color w:val="000000"/>
-          <w:sz w:val="24"/>
-        </w:rPr>
-        <w:t>і</w:t>
-      </w:r>
-      <w:r>
-        <w:rPr>
-          <w:rFonts w:ascii="Times New Roman" w:hAnsi="Times New Roman"/>
-          <w:color w:val="000000"/>
-          <w:sz w:val="24"/>
-        </w:rPr>
-        <w:t xml:space="preserve"> </w:t>
-      </w:r>
-      <w:r>
-        <w:rPr>
-          <w:rFonts w:ascii="Times New Roman" w:hAnsi="Times New Roman"/>
-          <w:color w:val="000000"/>
-          <w:sz w:val="24"/>
-        </w:rPr>
-        <w:t>Тобі</w:t>
-      </w:r>
-      <w:r>
-        <w:rPr>
-          <w:rFonts w:ascii="Times New Roman" w:hAnsi="Times New Roman"/>
-          <w:color w:val="000000"/>
-          <w:sz w:val="24"/>
-        </w:rPr>
-        <w:t xml:space="preserve"> </w:t>
-      </w:r>
-      <w:r>
-        <w:rPr>
-          <w:rFonts w:ascii="Times New Roman" w:hAnsi="Times New Roman"/>
-          <w:color w:val="000000"/>
-          <w:sz w:val="24"/>
-        </w:rPr>
-        <w:t>славу</w:t>
-      </w:r>
-      <w:r>
-        <w:rPr>
-          <w:rFonts w:ascii="Times New Roman" w:hAnsi="Times New Roman"/>
-          <w:color w:val="000000"/>
-          <w:sz w:val="24"/>
-        </w:rPr>
-        <w:t xml:space="preserve"> </w:t>
-      </w:r>
-      <w:r>
-        <w:rPr>
-          <w:rFonts w:ascii="Times New Roman" w:hAnsi="Times New Roman"/>
-          <w:color w:val="000000"/>
-          <w:sz w:val="24"/>
-        </w:rPr>
-        <w:t>возсилаємо,</w:t>
-      </w:r>
-      <w:r>
-        <w:rPr>
-          <w:rFonts w:ascii="Times New Roman" w:hAnsi="Times New Roman"/>
-          <w:color w:val="000000"/>
-          <w:sz w:val="24"/>
-        </w:rPr>
-        <w:t xml:space="preserve"> </w:t>
-      </w:r>
-      <w:r>
-        <w:rPr>
-          <w:rFonts w:ascii="Times New Roman" w:hAnsi="Times New Roman"/>
-          <w:color w:val="000000"/>
-          <w:sz w:val="24"/>
-        </w:rPr>
-        <w:t>Отцю,</w:t>
-      </w:r>
-      <w:r>
-        <w:rPr>
-          <w:rFonts w:ascii="Times New Roman" w:hAnsi="Times New Roman"/>
-          <w:color w:val="000000"/>
-          <w:sz w:val="24"/>
-        </w:rPr>
-        <w:t xml:space="preserve"> </w:t>
-      </w:r>
-      <w:r>
-        <w:rPr>
-          <w:rFonts w:ascii="Times New Roman" w:hAnsi="Times New Roman"/>
-          <w:color w:val="000000"/>
-          <w:sz w:val="24"/>
-        </w:rPr>
-        <w:t>і</w:t>
-      </w:r>
-      <w:r>
-        <w:rPr>
-          <w:rFonts w:ascii="Times New Roman" w:hAnsi="Times New Roman"/>
-          <w:color w:val="000000"/>
-          <w:sz w:val="24"/>
-        </w:rPr>
-        <w:t xml:space="preserve"> </w:t>
-      </w:r>
-      <w:r>
-        <w:rPr>
-          <w:rFonts w:ascii="Times New Roman" w:hAnsi="Times New Roman"/>
-          <w:color w:val="000000"/>
-          <w:sz w:val="24"/>
-        </w:rPr>
-        <w:t>Сину,</w:t>
-      </w:r>
-      <w:r>
-        <w:rPr>
-          <w:rFonts w:ascii="Times New Roman" w:hAnsi="Times New Roman"/>
-          <w:color w:val="000000"/>
-          <w:sz w:val="24"/>
-        </w:rPr>
-        <w:t xml:space="preserve"> </w:t>
-      </w:r>
-      <w:r>
-        <w:rPr>
-          <w:rFonts w:ascii="Times New Roman" w:hAnsi="Times New Roman"/>
-          <w:color w:val="000000"/>
-          <w:sz w:val="24"/>
-        </w:rPr>
-        <w:t>і</w:t>
-      </w:r>
-      <w:r>
-        <w:rPr>
-          <w:rFonts w:ascii="Times New Roman" w:hAnsi="Times New Roman"/>
-          <w:color w:val="000000"/>
-          <w:sz w:val="24"/>
-        </w:rPr>
-        <w:t xml:space="preserve"> </w:t>
-      </w:r>
-      <w:r>
-        <w:rPr>
-          <w:rFonts w:ascii="Times New Roman" w:hAnsi="Times New Roman"/>
-          <w:color w:val="000000"/>
-          <w:sz w:val="24"/>
-        </w:rPr>
-        <w:t>Святому</w:t>
-      </w:r>
-      <w:r>
-        <w:rPr>
-          <w:rFonts w:ascii="Times New Roman" w:hAnsi="Times New Roman"/>
-          <w:color w:val="000000"/>
-          <w:sz w:val="24"/>
-        </w:rPr>
-        <w:t xml:space="preserve"> </w:t>
-      </w:r>
-      <w:r>
-        <w:rPr>
-          <w:rFonts w:ascii="Times New Roman" w:hAnsi="Times New Roman"/>
-          <w:color w:val="000000"/>
-          <w:sz w:val="24"/>
-        </w:rPr>
-        <w:t>Духові</w:t>
-      </w:r>
-      <w:r>
-        <w:rPr>
-          <w:rFonts w:ascii="Times New Roman" w:hAnsi="Times New Roman"/>
-          <w:sz w:val="24"/>
-        </w:rPr>
-        <w:t>,</w:t>
-      </w:r>
-      <w:r>
-        <w:rPr>
-          <w:rFonts w:ascii="Times New Roman" w:hAnsi="Times New Roman"/>
-          <w:sz w:val="24"/>
-        </w:rPr>
-        <w:t xml:space="preserve"> </w:t>
-      </w:r>
-      <w:r>
-        <w:rPr>
-          <w:rFonts w:ascii="Times New Roman" w:hAnsi="Times New Roman"/>
-          <w:sz w:val="24"/>
-        </w:rPr>
-        <w:t>нині,</w:t>
-      </w:r>
-      <w:r>
-        <w:rPr>
-          <w:rFonts w:ascii="Times New Roman" w:hAnsi="Times New Roman"/>
-          <w:sz w:val="24"/>
-        </w:rPr>
-        <w:t xml:space="preserve"> </w:t>
-      </w:r>
-      <w:r>
-        <w:rPr>
-          <w:rFonts w:ascii="Times New Roman" w:hAnsi="Times New Roman"/>
-          <w:sz w:val="24"/>
-        </w:rPr>
-        <w:t>і</w:t>
-      </w:r>
-      <w:r>
-        <w:rPr>
-          <w:rFonts w:ascii="Times New Roman" w:hAnsi="Times New Roman"/>
-          <w:sz w:val="24"/>
-        </w:rPr>
-        <w:t xml:space="preserve"> </w:t>
-      </w:r>
-      <w:r>
-        <w:rPr>
-          <w:rFonts w:ascii="Times New Roman" w:hAnsi="Times New Roman"/>
-          <w:sz w:val="24"/>
-        </w:rPr>
-        <w:t>повсякчас,</w:t>
-      </w:r>
-      <w:r>
-        <w:rPr>
-          <w:rFonts w:ascii="Times New Roman" w:hAnsi="Times New Roman"/>
-          <w:sz w:val="24"/>
-        </w:rPr>
-        <w:t xml:space="preserve"> </w:t>
-      </w:r>
-      <w:r>
-        <w:rPr>
-          <w:rFonts w:ascii="Times New Roman" w:hAnsi="Times New Roman"/>
-          <w:sz w:val="24"/>
-        </w:rPr>
-        <w:t>і</w:t>
-      </w:r>
-      <w:r>
-        <w:rPr>
-          <w:rFonts w:ascii="Times New Roman" w:hAnsi="Times New Roman"/>
-          <w:sz w:val="24"/>
-        </w:rPr>
-        <w:t xml:space="preserve"> </w:t>
-      </w:r>
-      <w:r>
-        <w:rPr>
-          <w:rFonts w:ascii="Times New Roman" w:hAnsi="Times New Roman"/>
-          <w:sz w:val="24"/>
-        </w:rPr>
-        <w:t>на</w:t>
-      </w:r>
-      <w:r>
-        <w:rPr>
-          <w:rFonts w:ascii="Times New Roman" w:hAnsi="Times New Roman"/>
-          <w:sz w:val="24"/>
-        </w:rPr>
-        <w:t xml:space="preserve"> </w:t>
-      </w:r>
-      <w:r>
-        <w:rPr>
-          <w:rFonts w:ascii="Times New Roman" w:hAnsi="Times New Roman"/>
-          <w:sz w:val="24"/>
-        </w:rPr>
-        <w:t>віки</w:t>
-      </w:r>
-      <w:r>
-        <w:rPr>
-          <w:rFonts w:ascii="Times New Roman" w:hAnsi="Times New Roman"/>
-          <w:sz w:val="24"/>
-        </w:rPr>
-        <w:t xml:space="preserve"> </w:t>
-      </w:r>
-      <w:r>
-        <w:rPr>
-          <w:rFonts w:ascii="Times New Roman" w:hAnsi="Times New Roman"/>
-          <w:sz w:val="24"/>
-        </w:rPr>
-        <w:t>віків.</w:t>
+          <w:sz w:val="24"/>
+        </w:rPr>
+        <w:t xml:space="preserve"> Бо Ти цар миру і Спас душ наших – і Тобі славу возсилаємо, Отцю, і Сину, і Святому Духові, нині, і повсякчас, і на віки віків.</w:t>
       </w:r>
     </w:p>
     <w:p>
@@ -16392,19 +15591,17 @@
       </w:pPr>
       <w:r>
         <w:rPr>
-          <w:rFonts w:ascii="Times New Roman" w:eastAsia="Times New Roman" w:hAnsi="Times New Roman" w:cs="Times New Roman"/>
+          <w:rFonts w:ascii="Times New Roman" w:hAnsi="Times New Roman"/>
           <w:i/>
           <w:color w:val="FF0000"/>
           <w:sz w:val="24"/>
-          <w:szCs w:val="24"/>
         </w:rPr>
         <w:t>Священник:</w:t>
       </w:r>
       <w:r>
         <w:rPr>
-          <w:rFonts w:ascii="Times New Roman" w:eastAsia="Times New Roman" w:hAnsi="Times New Roman" w:cs="Times New Roman"/>
-          <w:sz w:val="24"/>
-          <w:szCs w:val="24"/>
+          <w:rFonts w:ascii="Times New Roman" w:hAnsi="Times New Roman"/>
+          <w:sz w:val="24"/>
         </w:rPr>
         <w:t xml:space="preserve"> Бо Тебе хвалять усі сили небесні і Тобі славу возсилаємо: Отцю, і Сину, і Святому Духові, нині і повсякчас, і на віки віків.</w:t>
       </w:r>
@@ -17226,19 +16423,17 @@
       </w:pPr>
       <w:r>
         <w:rPr>
-          <w:rFonts w:ascii="Times New Roman" w:eastAsia="Times New Roman" w:hAnsi="Times New Roman" w:cs="Times New Roman"/>
+          <w:rFonts w:ascii="Times New Roman" w:hAnsi="Times New Roman"/>
           <w:i/>
           <w:color w:val="FF0000"/>
           <w:sz w:val="24"/>
-          <w:szCs w:val="24"/>
         </w:rPr>
         <w:t>Священник:</w:t>
       </w:r>
       <w:r>
         <w:rPr>
-          <w:rFonts w:ascii="Times New Roman" w:eastAsia="Times New Roman" w:hAnsi="Times New Roman" w:cs="Times New Roman"/>
-          <w:sz w:val="24"/>
-          <w:szCs w:val="24"/>
+          <w:rFonts w:ascii="Times New Roman" w:hAnsi="Times New Roman"/>
+          <w:sz w:val="24"/>
         </w:rPr>
         <w:t xml:space="preserve"> Слава тобі, що Світло нам показав!</w:t>
       </w:r>
@@ -18164,29 +17359,19 @@
       </w:pPr>
       <w:r>
         <w:rPr>
-          <w:rFonts w:ascii="Times New Roman" w:eastAsia="Times New Roman" w:hAnsi="Times New Roman" w:cs="Times New Roman"/>
+          <w:rFonts w:ascii="Times New Roman" w:hAnsi="Times New Roman"/>
           <w:i/>
           <w:color w:val="FF0000"/>
           <w:sz w:val="24"/>
-          <w:szCs w:val="24"/>
         </w:rPr>
         <w:t>Священник:</w:t>
       </w:r>
       <w:r>
         <w:rPr>
-          <w:rFonts w:ascii="Times New Roman" w:eastAsia="Times New Roman" w:hAnsi="Times New Roman" w:cs="Times New Roman"/>
-          <w:sz w:val="24"/>
-          <w:szCs w:val="24"/>
-        </w:rPr>
-        <w:t xml:space="preserve"> Бо Ти – Бог милости, ласк і людинолюбности, і Тобі славу возсилаємо, Отцю, і Син</w:t>
-      </w:r>
-      <w:r>
-        <w:rPr>
-          <w:rFonts w:ascii="Times New Roman" w:eastAsia="Times New Roman" w:hAnsi="Times New Roman" w:cs="Times New Roman"/>
-          <w:sz w:val="24"/>
-          <w:szCs w:val="24"/>
-        </w:rPr>
-        <w:t>у, і Святому Духові, нині, і повсякчас, і на віки віків.</w:t>
+          <w:rFonts w:ascii="Times New Roman" w:hAnsi="Times New Roman"/>
+          <w:sz w:val="24"/>
+        </w:rPr>
+        <w:t xml:space="preserve"> Бо Ти – Бог милости, ласк і людинолюбности, і Тобі славу возсилаємо, Отцю, і Сину, і Святому Духові, нині, і повсякчас, і на віки віків.</w:t>
       </w:r>
     </w:p>
     <w:p>
@@ -18235,19 +17420,17 @@
       </w:pPr>
       <w:r>
         <w:rPr>
-          <w:rFonts w:ascii="Times New Roman" w:eastAsia="Times New Roman" w:hAnsi="Times New Roman" w:cs="Times New Roman"/>
+          <w:rFonts w:ascii="Times New Roman" w:hAnsi="Times New Roman"/>
           <w:i/>
           <w:color w:val="FF0000"/>
           <w:sz w:val="24"/>
-          <w:szCs w:val="24"/>
         </w:rPr>
         <w:t>Священник:</w:t>
       </w:r>
       <w:r>
         <w:rPr>
-          <w:rFonts w:ascii="Times New Roman" w:eastAsia="Times New Roman" w:hAnsi="Times New Roman" w:cs="Times New Roman"/>
-          <w:sz w:val="24"/>
-          <w:szCs w:val="24"/>
+          <w:rFonts w:ascii="Times New Roman" w:hAnsi="Times New Roman"/>
+          <w:sz w:val="24"/>
         </w:rPr>
         <w:t xml:space="preserve"> Мир всім.</w:t>
       </w:r>
@@ -18402,19 +17585,17 @@
       </w:pPr>
       <w:r>
         <w:rPr>
-          <w:rFonts w:ascii="Times New Roman" w:eastAsia="Times New Roman" w:hAnsi="Times New Roman" w:cs="Times New Roman"/>
+          <w:rFonts w:ascii="Times New Roman" w:hAnsi="Times New Roman"/>
           <w:i/>
           <w:color w:val="FF0000"/>
           <w:sz w:val="24"/>
-          <w:szCs w:val="24"/>
         </w:rPr>
         <w:t>Священник:</w:t>
       </w:r>
       <w:r>
         <w:rPr>
-          <w:rFonts w:ascii="Times New Roman" w:eastAsia="Times New Roman" w:hAnsi="Times New Roman" w:cs="Times New Roman"/>
-          <w:sz w:val="24"/>
-          <w:szCs w:val="24"/>
+          <w:rFonts w:ascii="Times New Roman" w:hAnsi="Times New Roman"/>
+          <w:sz w:val="24"/>
         </w:rPr>
         <w:t xml:space="preserve"> Бо до Тебе належить милувати і спасати нас, Боже наш, і Тобі славу возсилаємо, Отцю, і Сину, і Святому Духові, нині, і повсякчас, і на віки віків.</w:t>
       </w:r>
@@ -18898,29 +18079,19 @@
       </w:pPr>
       <w:r>
         <w:rPr>
-          <w:rFonts w:ascii="Times New Roman" w:eastAsia="Times New Roman" w:hAnsi="Times New Roman" w:cs="Times New Roman"/>
+          <w:rFonts w:ascii="Times New Roman" w:hAnsi="Times New Roman"/>
           <w:i/>
           <w:color w:val="FF0000"/>
           <w:sz w:val="24"/>
-          <w:szCs w:val="24"/>
         </w:rPr>
         <w:t>Священник:</w:t>
       </w:r>
       <w:r>
         <w:rPr>
-          <w:rFonts w:ascii="Times New Roman" w:eastAsia="Times New Roman" w:hAnsi="Times New Roman" w:cs="Times New Roman"/>
-          <w:sz w:val="24"/>
-          <w:szCs w:val="24"/>
-        </w:rPr>
-        <w:t xml:space="preserve"> Бо Твоє є царство, і сила, і слава</w:t>
-      </w:r>
-      <w:r>
-        <w:rPr>
-          <w:rFonts w:ascii="Times New Roman" w:eastAsia="Times New Roman" w:hAnsi="Times New Roman" w:cs="Times New Roman"/>
-          <w:sz w:val="24"/>
-          <w:szCs w:val="24"/>
-        </w:rPr>
-        <w:t>, Отця, і Сина, і Святого Духа, нині, і повсякчас, і на віки віків.</w:t>
+          <w:rFonts w:ascii="Times New Roman" w:hAnsi="Times New Roman"/>
+          <w:sz w:val="24"/>
+        </w:rPr>
+        <w:t xml:space="preserve"> Бо Твоє є царство, і сила, і слава, Отця, і Сина, і Святого Духа, нині, і повсякчас, і на віки віків.</w:t>
       </w:r>
     </w:p>
     <w:p>
@@ -19379,19 +18550,17 @@
       </w:pPr>
       <w:r>
         <w:rPr>
-          <w:rFonts w:ascii="Times New Roman" w:eastAsia="Times New Roman" w:hAnsi="Times New Roman" w:cs="Times New Roman"/>
+          <w:rFonts w:ascii="Times New Roman" w:hAnsi="Times New Roman"/>
           <w:i/>
           <w:color w:val="FF0000"/>
           <w:sz w:val="24"/>
-          <w:szCs w:val="24"/>
         </w:rPr>
         <w:t>Священник:</w:t>
       </w:r>
       <w:r>
         <w:rPr>
-          <w:rFonts w:ascii="Times New Roman" w:eastAsia="Times New Roman" w:hAnsi="Times New Roman" w:cs="Times New Roman"/>
-          <w:sz w:val="24"/>
-          <w:szCs w:val="24"/>
+          <w:rFonts w:ascii="Times New Roman" w:hAnsi="Times New Roman"/>
+          <w:sz w:val="24"/>
         </w:rPr>
         <w:t xml:space="preserve"> Бо милостивий і людинолюбний Бог єси, і Тобі славу возсилаємо, Отцю, і Сину, і Святому Духові, нині, і повсякчас, і на віки віків.</w:t>
       </w:r>
@@ -19519,19 +18688,17 @@
       </w:pPr>
       <w:r>
         <w:rPr>
-          <w:rFonts w:ascii="Times New Roman" w:eastAsia="Times New Roman" w:hAnsi="Times New Roman" w:cs="Times New Roman"/>
+          <w:rFonts w:ascii="Times New Roman" w:hAnsi="Times New Roman"/>
           <w:i/>
           <w:color w:val="FF0000"/>
           <w:sz w:val="24"/>
-          <w:szCs w:val="24"/>
         </w:rPr>
         <w:t>Священник:</w:t>
       </w:r>
       <w:r>
         <w:rPr>
-          <w:rFonts w:ascii="Times New Roman" w:eastAsia="Times New Roman" w:hAnsi="Times New Roman" w:cs="Times New Roman"/>
-          <w:sz w:val="24"/>
-          <w:szCs w:val="24"/>
+          <w:rFonts w:ascii="Times New Roman" w:hAnsi="Times New Roman"/>
+          <w:sz w:val="24"/>
         </w:rPr>
         <w:t xml:space="preserve"> Сла́ва Тобі́, Хри́сте Бо́же, упова́ння на́ше, сла́ва Тобі́!</w:t>
       </w:r>
@@ -19600,53 +18767,36 @@
     <w:p>
       <w:pPr>
         <w:spacing w:after="120"/>
-        <w:rPr>
-          <w:rFonts w:ascii="Times New Roman" w:hAnsi="Times New Roman"/>
-        </w:rPr>
-      </w:pPr>
-      <w:r>
-        <w:rPr>
-          <w:rFonts w:ascii="Times New Roman" w:eastAsia="Times New Roman" w:hAnsi="Times New Roman" w:cs="Times New Roman"/>
+      </w:pPr>
+      <w:r>
+        <w:rPr>
+          <w:rFonts w:ascii="Times New Roman" w:hAnsi="Times New Roman"/>
           <w:i/>
           <w:color w:val="FF0000"/>
           <w:sz w:val="24"/>
-          <w:szCs w:val="24"/>
         </w:rPr>
         <w:t>Священник:</w:t>
       </w:r>
       <w:r>
         <w:rPr>
-          <w:rFonts w:ascii="Times New Roman" w:eastAsia="Times New Roman" w:hAnsi="Times New Roman" w:cs="Times New Roman"/>
-          <w:sz w:val="24"/>
-          <w:szCs w:val="24"/>
+          <w:rFonts w:ascii="Times New Roman" w:hAnsi="Times New Roman"/>
+          <w:sz w:val="24"/>
         </w:rPr>
         <w:t xml:space="preserve"> Христос, істинний Бог наш - молитвами пречистої Своєї Матері, силою чесного і животворчого хреста, заступництвом святих славних і всехвальних апостолів, і святого, </w:t>
       </w:r>
       <w:r>
         <w:rPr>
-          <w:rFonts w:ascii="Times New Roman" w:eastAsia="Times New Roman" w:hAnsi="Times New Roman" w:cs="Times New Roman"/>
+          <w:rFonts w:ascii="Times New Roman" w:hAnsi="Times New Roman"/>
           <w:i/>
           <w:color w:val="FF0000"/>
           <w:sz w:val="24"/>
-          <w:szCs w:val="24"/>
-        </w:rPr>
-        <w:t>якого</w:t>
-      </w:r>
-      <w:r>
-        <w:rPr>
-          <w:rFonts w:ascii="Times New Roman" w:eastAsia="Times New Roman" w:hAnsi="Times New Roman" w:cs="Times New Roman"/>
-          <w:i/>
-          <w:color w:val="FF0000"/>
-          <w:sz w:val="24"/>
-          <w:szCs w:val="24"/>
-        </w:rPr>
-        <w:t xml:space="preserve"> є храм</w:t>
-      </w:r>
-      <w:r>
-        <w:rPr>
-          <w:rFonts w:ascii="Times New Roman" w:eastAsia="Times New Roman" w:hAnsi="Times New Roman" w:cs="Times New Roman"/>
-          <w:sz w:val="24"/>
-          <w:szCs w:val="24"/>
+        </w:rPr>
+        <w:t>якого є храм</w:t>
+      </w:r>
+      <w:r>
+        <w:rPr>
+          <w:rFonts w:ascii="Times New Roman" w:hAnsi="Times New Roman"/>
+          <w:sz w:val="24"/>
         </w:rPr>
         <w:t>, і святого священномученика Ігнатія Богоносця, що його мощів перенесення сьогодні пам'ять звершуємо, і всіх святих - помилує і спасе нас як благий і людинолюбний.</w:t>
       </w:r>
